--- a/cancer_screening_burden/manuscript/manuscript_fmch.docx
+++ b/cancer_screening_burden/manuscript/manuscript_fmch.docx
@@ -8,7 +8,7 @@
         <w:jc w:val="center"/>
       </w:pPr>
       <w:r>
-        <w:t>False-positive cascade and healthcare capacity burden of direct-to-consumer multi-cancer early detection blood tests: a scenario modelling study</w:t>
+        <w:t>False-positive cascade from direct-to-consumer multi-cancer early detection blood tests: implications for primary and specialty care</w:t>
       </w:r>
     </w:p>
     <w:p>
@@ -70,7 +70,7 @@
         <w:rPr>
           <w:sz w:val="22"/>
         </w:rPr>
-        <w:t xml:space="preserve"> Without regulatory guardrails on performance claims and follow-up obligations, widespread direct-to-consumer MCED screening could overload primary and specialty care with unnecessary investigations.</w:t>
+        <w:t xml:space="preserve"> Without regulatory guardrails on performance claims and follow-up obligations, widespread direct-to-consumer MCED screening could overload primary care, specialty care, and community health systems with unnecessary investigations.</w:t>
       </w:r>
     </w:p>
     <w:p>
@@ -138,7 +138,7 @@
         <w:rPr>
           <w:sz w:val="22"/>
         </w:rPr>
-        <w:t xml:space="preserve"> Even with optimistic 99% specificity, a direct-to-consumer MCED wave can trigger a false-positive cascade that exceeds outpatient and endoscopic capacity. Transparent positive predictive value reporting, performance thresholds, and clear follow-up obligations are needed before routine adoption.</w:t>
+        <w:t xml:space="preserve"> Even with optimistic 99% specificity, a direct-to-consumer MCED wave can trigger a false-positive cascade that exceeds outpatient and endoscopic capacity and overloads primary care. Transparent positive predictive value reporting, performance thresholds, and clear follow-up obligations are needed before routine adoption, with support for family physicians and primary care clinicians to counsel patients.</w:t>
       </w:r>
     </w:p>
     <w:p>
@@ -153,7 +153,7 @@
         <w:rPr>
           <w:sz w:val="22"/>
         </w:rPr>
-        <w:t xml:space="preserve"> multi-cancer early detection, false positive, healthcare capacity, direct-to-consumer testing, scenario model</w:t>
+        <w:t xml:space="preserve"> multi-cancer early detection, false positive, healthcare capacity, direct-to-consumer testing, primary care, shared decision-making, scenario model</w:t>
       </w:r>
     </w:p>
     <w:p>
@@ -194,7 +194,20 @@
           <w:sz w:val="22"/>
           <w:vertAlign w:val="superscript"/>
         </w:rPr>
+        <w:t>2</w:t>
+      </w:r>
+      <w:r>
+        <w:rPr>
+          <w:sz w:val="22"/>
+          <w:vertAlign w:val="superscript"/>
+        </w:rPr>
         <w:t>3</w:t>
+      </w:r>
+      <w:r>
+        <w:rPr>
+          <w:sz w:val="22"/>
+        </w:rPr>
+        <w:t xml:space="preserve">. In this setting, where endoscopy and specialist visits are already constrained </w:t>
       </w:r>
       <w:r>
         <w:rPr>
@@ -207,20 +220,33 @@
         <w:rPr>
           <w:sz w:val="22"/>
         </w:rPr>
-        <w:t xml:space="preserve">. In this setting, where endoscopy and specialist visits are already constrained </w:t>
+        <w:t xml:space="preserve">, widespread DTC use could displace routine care. Clinicians are increasingly asked to interpret or manage results from tests acquired outside clinical care </w:t>
       </w:r>
       <w:r>
         <w:rPr>
           <w:sz w:val="22"/>
           <w:vertAlign w:val="superscript"/>
         </w:rPr>
-        <w:t>2</w:t>
+        <w:t>5</w:t>
       </w:r>
       <w:r>
         <w:rPr>
           <w:sz w:val="22"/>
         </w:rPr>
-        <w:t>, widespread DTC use could displace routine care. We quantified this burden as a function of follow-up behaviour, test specificity, and age structure.</w:t>
+        <w:t xml:space="preserve">. Family physicians and primary care clinicians are often the first point of contact for patients with a positive result and are concerned about interpreting results, costs, and managing subsequent evaluations </w:t>
+      </w:r>
+      <w:r>
+        <w:rPr>
+          <w:sz w:val="22"/>
+          <w:vertAlign w:val="superscript"/>
+        </w:rPr>
+        <w:t>6</w:t>
+      </w:r>
+      <w:r>
+        <w:rPr>
+          <w:sz w:val="22"/>
+        </w:rPr>
+        <w:t>. This burden was quantified as a function of follow-up behaviour, test specificity, and age structure.</w:t>
       </w:r>
     </w:p>
     <w:p>
@@ -264,7 +290,7 @@
           <w:sz w:val="22"/>
           <w:vertAlign w:val="superscript"/>
         </w:rPr>
-        <w:t>2</w:t>
+        <w:t>4</w:t>
       </w:r>
       <w:r>
         <w:rPr>
@@ -277,14 +303,14 @@
           <w:sz w:val="22"/>
           <w:vertAlign w:val="superscript"/>
         </w:rPr>
-        <w:t>3</w:t>
+        <w:t>2</w:t>
       </w:r>
       <w:r>
         <w:rPr>
           <w:sz w:val="22"/>
           <w:vertAlign w:val="superscript"/>
         </w:rPr>
-        <w:t>4</w:t>
+        <w:t>3</w:t>
       </w:r>
       <w:r>
         <w:rPr>
@@ -297,7 +323,7 @@
           <w:sz w:val="22"/>
           <w:vertAlign w:val="superscript"/>
         </w:rPr>
-        <w:t>5</w:t>
+        <w:t>7</w:t>
       </w:r>
       <w:r>
         <w:rPr>
@@ -318,14 +344,14 @@
           <w:sz w:val="22"/>
           <w:vertAlign w:val="superscript"/>
         </w:rPr>
-        <w:t>7</w:t>
+        <w:t>8</w:t>
       </w:r>
       <w:r>
         <w:rPr>
           <w:sz w:val="22"/>
           <w:vertAlign w:val="superscript"/>
         </w:rPr>
-        <w:t>8</w:t>
+        <w:t>9</w:t>
       </w:r>
       <w:r>
         <w:rPr>
@@ -338,7 +364,7 @@
           <w:sz w:val="22"/>
           <w:vertAlign w:val="superscript"/>
         </w:rPr>
-        <w:t>6</w:t>
+        <w:t>10</w:t>
       </w:r>
       <w:r>
         <w:rPr>
@@ -360,7 +386,7 @@
         <w:rPr>
           <w:sz w:val="22"/>
         </w:rPr>
-        <w:t>We used a deterministic expected-value cohort model. For each cancer \(c\):</w:t>
+        <w:t>A deterministic expected-value cohort model was used. For each cancer \(c\):</w:t>
       </w:r>
     </w:p>
     <w:p>
@@ -425,14 +451,7 @@
         <w:rPr>
           <w:sz w:val="22"/>
         </w:rPr>
-        <w:t xml:space="preserve">We define baseline specialist capacity as the annual outpatient caseload per cancer-relevant specialist. We used NDB Open Data unique first/revisit outpatient patients (April 2024–March 2025) divided by the total number of basic JMSB specialists, giving an average annual caseload per specialist </w:t>
-      </w:r>
-      <w:r>
-        <w:rPr>
-          <w:sz w:val="22"/>
-          <w:vertAlign w:val="superscript"/>
-        </w:rPr>
-        <w:t>7</w:t>
+        <w:t xml:space="preserve">Baseline specialist capacity is defined as the annual outpatient caseload per cancer-relevant specialist. NDB Open Data unique first/revisit outpatient patient counts were used (April 2024–March 2025) divided by the total number of basic JMSB specialists, giving an average annual caseload per specialist </w:t>
       </w:r>
       <w:r>
         <w:rPr>
@@ -444,8 +463,15 @@
       <w:r>
         <w:rPr>
           <w:sz w:val="22"/>
+          <w:vertAlign w:val="superscript"/>
         </w:rPr>
-        <w:t>. We then multiplied this by the number of cancer-relevant specialists per 100,000 population and applied the same 20% share assumed available for a DTC wave. The resulting `specialist_visits_per_year` is an illustrative capacity ceiling for a 100,000-person cohort.</w:t>
+        <w:t>9</w:t>
+      </w:r>
+      <w:r>
+        <w:rPr>
+          <w:sz w:val="22"/>
+        </w:rPr>
+        <w:t>. This value was then multiplied by the number of cancer-relevant specialists per 100,000 population and applied the same 20% share assumed available for a DTC wave. The resulting `specialist_visits_per_year` is an illustrative capacity ceiling for a 100,000-person cohort.</w:t>
       </w:r>
     </w:p>
     <w:p>
@@ -461,7 +487,7 @@
         <w:rPr>
           <w:sz w:val="22"/>
         </w:rPr>
-        <w:t>Base-case sensitivity and specificity were 0.70 and 0.990. We varied follow-up rate from 0 to 100% and specificity from 0.950 to 0.999 in a sensitivity sweep. The available-for-cancer-workup share of national diagnostic capacity was set to 20%.</w:t>
+        <w:t>Base-case sensitivity and specificity were 0.70 and 0.990. Follow-up rate was varied from 0 to 100% and specificity from 0.950 to 0.999 in a sensitivity sweep. Japan was used as a case study because it has a large direct-to-consumer screening market and publicly available national data; the false-positive cascade is generalisable to other high-income settings. The available-for-cancer-workup share of national diagnostic capacity was set to 20%.</w:t>
       </w:r>
     </w:p>
     <w:p>
@@ -4557,7 +4583,7 @@
         <w:rPr>
           <w:sz w:val="22"/>
         </w:rPr>
-        <w:t>Our scenario model shows that, even under optimistic assumptions for test accuracy, a DTC blood-based MCED screening wave can produce roughly 21 false-positive workups for every true cancer detected. At 50% follow-up the illustrative specialist capacity ceiling is exceeded by 63.2 percentage points, and the effective case load per cancer-relevant specialist rises by about 481% due to false-positive follow-up visits. The burden is not uniform: cancers with low prevalence (ovarian, liver, pancreatic) had the lowest PPV and the highest FP/TP ratios, while age strongly modulates PPV.</w:t>
+        <w:t>The scenario model shows that, even under optimistic assumptions for test accuracy, a DTC blood-based MCED screening wave can produce roughly 21 false-positive workups for every true cancer detected. At 50% follow-up the illustrative specialist capacity ceiling is exceeded by 63.2 percentage points, and the effective case load per cancer-relevant specialist rises by about 481% due to false-positive follow-up visits. The burden is not uniform: cancers with low prevalence (ovarian, liver, pancreatic) had the lowest PPV and the highest FP/TP ratios, while age strongly modulates PPV.</w:t>
       </w:r>
     </w:p>
     <w:p>
@@ -4572,13 +4598,68 @@
           <w:sz w:val="22"/>
           <w:vertAlign w:val="superscript"/>
         </w:rPr>
+        <w:t>7</w:t>
+      </w:r>
+      <w:r>
+        <w:rPr>
+          <w:sz w:val="22"/>
+        </w:rPr>
+        <w:t>.</w:t>
+      </w:r>
+    </w:p>
+    <w:p>
+      <w:pPr>
+        <w:pStyle w:val="Heading3"/>
+      </w:pPr>
+      <w:r>
+        <w:t>Implications for primary care and shared decision-making</w:t>
+      </w:r>
+    </w:p>
+    <w:p>
+      <w:r>
+        <w:rPr>
+          <w:sz w:val="22"/>
+        </w:rPr>
+        <w:t xml:space="preserve">A positive MCED result frequently lands in primary care before any specialist is involved. Family physicians must explain an uncertain signal, weigh it against guideline-recommended screening, and coordinate confirmatory tests. In this role, shared decision-making is essential: patients considering a DTC blood test need transparent information on the low PPV in asymptomatic populations and the likely cascade of follow-up visits </w:t>
+      </w:r>
+      <w:r>
+        <w:rPr>
+          <w:sz w:val="22"/>
+          <w:vertAlign w:val="superscript"/>
+        </w:rPr>
         <w:t>5</w:t>
       </w:r>
       <w:r>
         <w:rPr>
           <w:sz w:val="22"/>
         </w:rPr>
-        <w:t>.</w:t>
+        <w:t xml:space="preserve">. The present figures suggest that, at 50% follow-up, each true cancer detected is accompanied by about 21 false-positive workups. Primary care providers are already concerned about responsibility for interpreting results, costs, and managing subsequent evaluations </w:t>
+      </w:r>
+      <w:r>
+        <w:rPr>
+          <w:sz w:val="22"/>
+          <w:vertAlign w:val="superscript"/>
+        </w:rPr>
+        <w:t>6</w:t>
+      </w:r>
+      <w:r>
+        <w:rPr>
+          <w:sz w:val="22"/>
+        </w:rPr>
+        <w:t xml:space="preserve">, and health-system reviews identify anxiety, false reassurance, and displacement of guideline-based screening as potential harms </w:t>
+      </w:r>
+      <w:r>
+        <w:rPr>
+          <w:sz w:val="22"/>
+          <w:vertAlign w:val="superscript"/>
+        </w:rPr>
+        <w:t>11</w:t>
+      </w:r>
+      <w:r>
+        <w:rPr>
+          <w:sz w:val="22"/>
+        </w:rPr>
+        <w:t>. From a community-health perspective, the workload is not evenly distributed: cancers with the lowest prevalence generate the highest false-positive ratios, and younger users—who are increasingly targeted by DTC advertising—face the lowest PPVs. Regulators and payers could reduce this burden by requiring pre-market performance thresholds, transparent PPV reporting by age and sex, and a clear follow-up pathway that keeps primary care from becoming the default safety net for unregulated screening.</w:t>
       </w:r>
     </w:p>
     <w:p>
@@ -4594,7 +4675,7 @@
         <w:rPr>
           <w:sz w:val="22"/>
         </w:rPr>
-        <w:t>Our analysis intentionally uses scenario assumptions for test performance, diagnostic pathways, and the age distribution of DTC users, because these data are not publicly reported. Prevalence was approximated by adult incidence; true point prevalence of undiagnosed cancers may differ. Diagnostic capacity was annualised from a one-month facility survey and specialist capacity from NDB outpatient patient counts; both were reduced by an arbitrary available-for-cancer-workup share. The model is deterministic and does not capture stochastic variation, geographic maldistribution, or queueing effects.</w:t>
+        <w:t>The analysis intentionally uses scenario assumptions for test performance, diagnostic pathways, and the age distribution of DTC users, because these data are not publicly reported. Prevalence was approximated by adult incidence; true point prevalence of undiagnosed cancers may differ. Diagnostic capacity was annualised from a one-month facility survey and specialist capacity from NDB outpatient patient counts; both were reduced by an arbitrary available-for-cancer-workup share. Primary care consultations were not modelled separately; the estimated burden is therefore downstream specialist and diagnostic workload rather than a direct count of general-practice visits. Sensitivity and specificity were assumed to be uniform across cancers; real tests may vary by site. No probabilistic sensitivity analysis was performed because empirical distributions for test performance, follow-up behaviour, and direct-to-consumer user age structure are not publicly available. The model is deterministic and does not capture stochastic variation, geographic maldistribution, or queueing effects.</w:t>
       </w:r>
     </w:p>
     <w:p>
@@ -4610,7 +4691,7 @@
         <w:rPr>
           <w:sz w:val="22"/>
         </w:rPr>
-        <w:t>Without regulatory guardrails—clear performance thresholds, transparent PPV reporting, and follow-up obligations—direct-to-consumer MCED tests risk converting a marketing promise into a large-scale false-positive cascade that stresses diagnostic capacity.</w:t>
+        <w:t>Without regulatory guardrails—clear performance thresholds, transparent PPV reporting, and follow-up obligations—direct-to-consumer MCED tests risk converting a marketing promise into a large-scale false-positive cascade that stresses primary care, specialty care, and diagnostic capacity.</w:t>
       </w:r>
     </w:p>
     <w:p>
@@ -4682,6 +4763,22 @@
         <w:pStyle w:val="Heading2"/>
       </w:pPr>
       <w:r>
+        <w:t>Ethics approval</w:t>
+      </w:r>
+    </w:p>
+    <w:p>
+      <w:r>
+        <w:rPr>
+          <w:sz w:val="22"/>
+        </w:rPr>
+        <w:t>This study used only publicly available aggregate data and a deterministic simulation; ethics approval was not required.</w:t>
+      </w:r>
+    </w:p>
+    <w:p>
+      <w:pPr>
+        <w:pStyle w:val="Heading2"/>
+      </w:pPr>
+      <w:r>
         <w:t>Patient and public involvement</w:t>
       </w:r>
     </w:p>
@@ -4730,7 +4827,7 @@
         <w:rPr>
           <w:sz w:val="22"/>
         </w:rPr>
-        <w:t>2. Ministry of Health, Labour and Welfare. 2023 Medical Facility Survey (Static/Dynamic). https://www.mhlw.go.jp/toukei/saikin/hw/iryosd/23/</w:t>
+        <w:t>2. Kahwati LC, et al. Blood-Based Tests for Multiple Cancer Screening: A Systematic Review. AHRQ; 2025. https://www.ncbi.nlm.nih.gov/books/NBK618307/</w:t>
       </w:r>
     </w:p>
     <w:p>
@@ -4738,7 +4835,7 @@
         <w:rPr>
           <w:sz w:val="22"/>
         </w:rPr>
-        <w:t>3. Kahwati LC, et al. Blood-Based Tests for Multiple Cancer Screening: A Systematic Review. AHRQ; 2025. https://www.ncbi.nlm.nih.gov/books/NBK618307/</w:t>
+        <w:t>3. Schnabel JL, et al. Predictive Performance of Cell-Free Nucleic Acid-Based Multi-Cancer Early Detection Tests: A Systematic Review. PubMed; 2024. https://pubmed.ncbi.nlm.nih.gov/37791504/</w:t>
       </w:r>
     </w:p>
     <w:p>
@@ -4746,7 +4843,7 @@
         <w:rPr>
           <w:sz w:val="22"/>
         </w:rPr>
-        <w:t>4. Schnabel JL, et al. Predictive Performance of Cell-Free Nucleic Acid-Based Multi-Cancer Early Detection Tests: A Systematic Review. PubMed; 2024. https://pubmed.ncbi.nlm.nih.gov/37791504/</w:t>
+        <w:t>4. Ministry of Health, Labour and Welfare. 2023 Medical Facility Survey (Static/Dynamic). https://www.mhlw.go.jp/toukei/saikin/hw/iryosd/23/</w:t>
       </w:r>
     </w:p>
     <w:p>
@@ -4754,7 +4851,7 @@
         <w:rPr>
           <w:sz w:val="22"/>
         </w:rPr>
-        <w:t>5. Nagamachi S, et al. Nationwide PET/CT facility survey on N-NOSE-triggered examinations. J Nucl Med Technol (Japanese report), 2024. https://jcpet.jp/2024/10/senchu-chosa.html</w:t>
+        <w:t>5. Church TR, Elkin EB, Etzioni RD, Guerra CE, Hoffman RM, Manassaram-Baptiste D, et al. Multicancer early detection testing: Guidance for primary care discussions with patients. Cancer. 2025;131(7). https://pubmed.ncbi.nlm.nih.gov/40170549/</w:t>
       </w:r>
     </w:p>
     <w:p>
@@ -4762,7 +4859,7 @@
         <w:rPr>
           <w:sz w:val="22"/>
         </w:rPr>
-        <w:t>6. Ministry of Health, Labour and Welfare. Patient Survey 2023 (r05syobyo.pdf). https://www.mhlw.go.jp/toukei/saikin/hw/kanja/10syoubyo/</w:t>
+        <w:t>6. Ueberroth BE, Presutti RJ, McGary A, Borad MJ, Agrwal N. Perspectives of primary care providers regarding multicancer early detection panels. Einstein (Sao Paulo). 2024;22:eAO0771. https://doi.org/10.31744/einstein_journal/2024AO0771</w:t>
       </w:r>
     </w:p>
     <w:p>
@@ -4770,7 +4867,7 @@
         <w:rPr>
           <w:sz w:val="22"/>
         </w:rPr>
-        <w:t>7. Ministry of Health, Labour and Welfare. NDB Open Data 11th release (April 2024–March 2025). https://www.mhlw.go.jp/stf/seisakunitsuite/bunya/0000177179.html</w:t>
+        <w:t>7. Nagamachi S, et al. Nationwide PET/CT facility survey on N-NOSE-triggered examinations. J Nucl Med Technol (Japanese report), 2024. https://jcpet.jp/2024/10/senchu-chosa.html</w:t>
       </w:r>
     </w:p>
     <w:p>
@@ -4778,7 +4875,31 @@
         <w:rPr>
           <w:sz w:val="22"/>
         </w:rPr>
-        <w:t>8. Japanese Board of Medical Specialties. Summary of the Japanese specialist system, as tabulated by senkoi.net. https://senkoi.net/650/ and https://senkoi.net/778/</w:t>
+        <w:t>8. Ministry of Health, Labour and Welfare. NDB Open Data 11th release (April 2024–March 2025). https://www.mhlw.go.jp/stf/seisakunitsuite/bunya/0000177179.html</w:t>
+      </w:r>
+    </w:p>
+    <w:p>
+      <w:r>
+        <w:rPr>
+          <w:sz w:val="22"/>
+        </w:rPr>
+        <w:t>9. Japanese Board of Medical Specialties. Summary of the Japanese specialist system, as tabulated by senkoi.net. https://senkoi.net/650/ and https://senkoi.net/778/</w:t>
+      </w:r>
+    </w:p>
+    <w:p>
+      <w:r>
+        <w:rPr>
+          <w:sz w:val="22"/>
+        </w:rPr>
+        <w:t>10. Ministry of Health, Labour and Welfare. Patient Survey 2023 (r05syobyo.pdf). https://www.mhlw.go.jp/toukei/saikin/hw/kanja/10syoubyo/</w:t>
+      </w:r>
+    </w:p>
+    <w:p>
+      <w:r>
+        <w:rPr>
+          <w:sz w:val="22"/>
+        </w:rPr>
+        <w:t>11. Wade R, Nevitt S, Liu Y, Harden M, Khouja C, Raine G, et al. Multi-cancer early detection tests for general population screening: a systematic literature review. Health Technol Assess. 2025;29(2). https://doi.org/10.3310/DLMT1294</w:t>
       </w:r>
     </w:p>
     <w:sectPr>

--- a/cancer_screening_burden/manuscript/manuscript_fmch.docx
+++ b/cancer_screening_burden/manuscript/manuscript_fmch.docx
@@ -34,7 +34,7 @@
         <w:rPr>
           <w:sz w:val="22"/>
         </w:rPr>
-        <w:t xml:space="preserve"> What diagnostic and specialist workload is generated when direct-to-consumer blood-based multi-cancer early detection (MCED) tests return positive results in an asymptomatic population?</w:t>
+        <w:t xml:space="preserve"> What primary care, diagnostic, and specialist workload is generated when direct-to-consumer blood-based multi-cancer early detection (MCED) tests return positive results in an asymptomatic population?</w:t>
       </w:r>
     </w:p>
     <w:p>
@@ -52,7 +52,7 @@
         <w:rPr>
           <w:sz w:val="22"/>
         </w:rPr>
-        <w:t xml:space="preserve"> A 100,000-person MCED wave at 50% follow-up produced 383 true positives and 7995 false positives (PPV 4.58%), exceeding the illustrative specialist capacity ceiling once follow-up exceeded 40%.</w:t>
+        <w:t xml:space="preserve"> A 100,000-person MCED wave at 50% follow-up produced 383 true positives and 7995 false positives (PPV 4.58%), generating 4189 primary care visits and exceeding the illustrative specialist capacity ceiling once follow-up exceeded 40%.</w:t>
       </w:r>
     </w:p>
     <w:p>
@@ -93,7 +93,7 @@
         <w:rPr>
           <w:sz w:val="22"/>
         </w:rPr>
-        <w:t xml:space="preserve"> Direct-to-consumer blood-based multi-cancer early detection (MCED) tests are advertised as a convenient single-blood-draw screen. In asymptomatic populations most positive results are false positives, each triggering imaging, endoscopy, and specialist follow-up visits.</w:t>
+        <w:t xml:space="preserve"> Direct-to-consumer blood-based multi-cancer early detection (MCED) tests are advertised as a convenient single-blood-draw screen. In asymptomatic populations most positive results are false positives, each triggering primary care, imaging, endoscopy, and specialist follow-up visits.</w:t>
       </w:r>
     </w:p>
     <w:p>
@@ -108,7 +108,7 @@
         <w:rPr>
           <w:sz w:val="22"/>
         </w:rPr>
-        <w:t xml:space="preserve"> A deterministic expected-value model was parameterised with 2023 adult cancer incidence and population data, 2023 national diagnostic volumes, and specialist capacity derived from NDB Open Data outpatient counts and Japanese specialist-board counts. True positives, false positives, downstream visits, capacity utilisation, and per-specialist case load were estimated across follow-up rates of 0-100% and specificities of 95.0-99.9%.</w:t>
+        <w:t xml:space="preserve"> A deterministic expected-value model was parameterised with 2023 adult cancer incidence and population data, 2023 national diagnostic volumes, and primary care and specialist capacity derived from NDB Open Data outpatient counts and Japanese specialist-board counts. True positives, false positives, downstream visits, capacity utilisation, and per-specialist case load were estimated across follow-up rates of 0-100% and specificities of 95.0-99.9%.</w:t>
       </w:r>
     </w:p>
     <w:p>
@@ -123,7 +123,7 @@
         <w:rPr>
           <w:sz w:val="22"/>
         </w:rPr>
-        <w:t xml:space="preserve"> In a 100,000-person cohort at 50% follow-up and 0.990 specificity, the model generated 383.5 true positives and 7994.5 false positives (positive predictive value 4.58%; false-positive/true-positive ratio 20.8). Total downstream visits reached 15684.4, with maximum capacity utilisation 163.2% (specialist visits). The illustrative capacity ceiling was exceeded at a follow-up rate of 40% (specialist total visits). False-positive specialist visits added 168.8 visits per relevant specialist, raising the effective cases per specialist from 35.1 to 204.0 (481% increase).</w:t>
+        <w:t xml:space="preserve"> In a 100,000-person cohort at 50% follow-up and 0.990 specificity, the model generated 383.5 true positives and 7994.5 false positives (positive predictive value 4.58%; false-positive/true-positive ratio 20.8). Total downstream visits reached 19873.4, including 4189.0 primary care visits (35.0% of the illustrative primary-care capacity). Maximum capacity utilisation was 163.2% (specialist visits). The illustrative capacity ceiling was exceeded at a follow-up rate of 40% (specialist total visits). False-positive specialist visits added 168.8 visits per relevant specialist, raising the effective cases per specialist from 35.1 to 204.0 (481% increase).</w:t>
       </w:r>
     </w:p>
     <w:p>
@@ -427,7 +427,7 @@
         <w:rPr>
           <w:sz w:val="22"/>
         </w:rPr>
-        <w:t>Each positive individual who followed up (follow-up rate, 0–100%) generated visits to CT, MRI, endoscopy, and specialist care according to cancer-specific pathway probabilities. Additional visits per true and false positive were added. Capacity utilisation for each resource was calculated as total visits divided by the annual capacity per 100,000 population. A full description of equations is available in `simulate.py`.</w:t>
+        <w:t>Each positive individual who followed up (follow-up rate, 0–100%) generated a primary care visit plus visits to CT, MRI, endoscopy, and specialist care according to cancer-specific pathway probabilities. Additional visits per true and false positive were added. Capacity utilisation for each resource was calculated as total visits divided by the annual capacity per 100,000 population. A full description of equations is available in `simulate.py`.</w:t>
       </w:r>
     </w:p>
     <w:p>
@@ -443,7 +443,7 @@
         <w:pStyle w:val="Heading3"/>
       </w:pPr>
       <w:r>
-        <w:t>Specialist capacity definition</w:t>
+        <w:t>Specialist and primary care capacity definition</w:t>
       </w:r>
     </w:p>
     <w:p>
@@ -472,6 +472,14 @@
           <w:sz w:val="22"/>
         </w:rPr>
         <w:t>. This value was then multiplied by the number of cancer-relevant specialists per 100,000 population and applied the same 20% share assumed available for a DTC wave. The resulting `specialist_visits_per_year` is an illustrative capacity ceiling for a 100,000-person cohort.</w:t>
+      </w:r>
+    </w:p>
+    <w:p>
+      <w:r>
+        <w:rPr>
+          <w:sz w:val="22"/>
+        </w:rPr>
+        <w:t>The same approach was applied to primary care (internal medicine and general practice) specialists to derive `primary_care_visits_per_year`.</w:t>
       </w:r>
     </w:p>
     <w:p>
@@ -891,6 +899,47 @@
               <w:rPr>
                 <w:sz w:val="20"/>
               </w:rPr>
+              <w:t>Primary care capacity per 100k per year</w:t>
+            </w:r>
+          </w:p>
+        </w:tc>
+        <w:tc>
+          <w:tcPr>
+            <w:tcW w:type="dxa" w:w="2880"/>
+          </w:tcPr>
+          <w:p>
+            <w:r>
+              <w:rPr>
+                <w:sz w:val="20"/>
+              </w:rPr>
+              <w:t>11983</w:t>
+            </w:r>
+          </w:p>
+        </w:tc>
+        <w:tc>
+          <w:tcPr>
+            <w:tcW w:type="dxa" w:w="2880"/>
+          </w:tcPr>
+          <w:p>
+            <w:r>
+              <w:rPr>
+                <w:sz w:val="20"/>
+              </w:rPr>
+              <w:t>Derived from NDB Open Data first/revisit outpatient patient counts (88,408,837 + 85,182,008) and 131,981 primary-care-relevant JMSB specialists (internal medicine and general practice); 20% share assumed available for new cancer workups.</w:t>
+            </w:r>
+          </w:p>
+        </w:tc>
+      </w:tr>
+      <w:tr>
+        <w:tc>
+          <w:tcPr>
+            <w:tcW w:type="dxa" w:w="2880"/>
+          </w:tcPr>
+          <w:p>
+            <w:r>
+              <w:rPr>
+                <w:sz w:val="20"/>
+              </w:rPr>
               <w:t>Gastric prevalence (per 100k)</w:t>
             </w:r>
           </w:p>
@@ -1243,19 +1292,20 @@
         <w:tblLook w:firstColumn="1" w:firstRow="1" w:lastColumn="0" w:lastRow="0" w:noHBand="0" w:noVBand="1" w:val="04A0"/>
       </w:tblPr>
       <w:tblGrid>
-        <w:gridCol w:w="1080"/>
-        <w:gridCol w:w="1080"/>
-        <w:gridCol w:w="1080"/>
-        <w:gridCol w:w="1080"/>
-        <w:gridCol w:w="1080"/>
-        <w:gridCol w:w="1080"/>
-        <w:gridCol w:w="1080"/>
-        <w:gridCol w:w="1080"/>
+        <w:gridCol w:w="960"/>
+        <w:gridCol w:w="960"/>
+        <w:gridCol w:w="960"/>
+        <w:gridCol w:w="960"/>
+        <w:gridCol w:w="960"/>
+        <w:gridCol w:w="960"/>
+        <w:gridCol w:w="960"/>
+        <w:gridCol w:w="960"/>
+        <w:gridCol w:w="960"/>
       </w:tblGrid>
       <w:tr>
         <w:tc>
           <w:tcPr>
-            <w:tcW w:type="dxa" w:w="1080"/>
+            <w:tcW w:type="dxa" w:w="960"/>
           </w:tcPr>
           <w:p>
             <w:r>
@@ -1269,7 +1319,7 @@
         </w:tc>
         <w:tc>
           <w:tcPr>
-            <w:tcW w:type="dxa" w:w="1080"/>
+            <w:tcW w:type="dxa" w:w="960"/>
           </w:tcPr>
           <w:p>
             <w:r>
@@ -1283,7 +1333,7 @@
         </w:tc>
         <w:tc>
           <w:tcPr>
-            <w:tcW w:type="dxa" w:w="1080"/>
+            <w:tcW w:type="dxa" w:w="960"/>
           </w:tcPr>
           <w:p>
             <w:r>
@@ -1297,7 +1347,7 @@
         </w:tc>
         <w:tc>
           <w:tcPr>
-            <w:tcW w:type="dxa" w:w="1080"/>
+            <w:tcW w:type="dxa" w:w="960"/>
           </w:tcPr>
           <w:p>
             <w:r>
@@ -1311,7 +1361,7 @@
         </w:tc>
         <w:tc>
           <w:tcPr>
-            <w:tcW w:type="dxa" w:w="1080"/>
+            <w:tcW w:type="dxa" w:w="960"/>
           </w:tcPr>
           <w:p>
             <w:r>
@@ -1325,7 +1375,7 @@
         </w:tc>
         <w:tc>
           <w:tcPr>
-            <w:tcW w:type="dxa" w:w="1080"/>
+            <w:tcW w:type="dxa" w:w="960"/>
           </w:tcPr>
           <w:p>
             <w:r>
@@ -1339,7 +1389,7 @@
         </w:tc>
         <w:tc>
           <w:tcPr>
-            <w:tcW w:type="dxa" w:w="1080"/>
+            <w:tcW w:type="dxa" w:w="960"/>
           </w:tcPr>
           <w:p>
             <w:r>
@@ -1347,13 +1397,27 @@
                 <w:b/>
                 <w:sz w:val="20"/>
               </w:rPr>
+              <w:t>Primary care visits</w:t>
+            </w:r>
+          </w:p>
+        </w:tc>
+        <w:tc>
+          <w:tcPr>
+            <w:tcW w:type="dxa" w:w="960"/>
+          </w:tcPr>
+          <w:p>
+            <w:r>
+              <w:rPr>
+                <w:b/>
+                <w:sz w:val="20"/>
+              </w:rPr>
               <w:t>Total visits</w:t>
             </w:r>
           </w:p>
         </w:tc>
         <w:tc>
           <w:tcPr>
-            <w:tcW w:type="dxa" w:w="1080"/>
+            <w:tcW w:type="dxa" w:w="960"/>
           </w:tcPr>
           <w:p>
             <w:r>
@@ -1369,7 +1433,7 @@
       <w:tr>
         <w:tc>
           <w:tcPr>
-            <w:tcW w:type="dxa" w:w="1080"/>
+            <w:tcW w:type="dxa" w:w="960"/>
           </w:tcPr>
           <w:p>
             <w:r>
@@ -1382,7 +1446,7 @@
         </w:tc>
         <w:tc>
           <w:tcPr>
-            <w:tcW w:type="dxa" w:w="1080"/>
+            <w:tcW w:type="dxa" w:w="960"/>
           </w:tcPr>
           <w:p>
             <w:r>
@@ -1395,7 +1459,7 @@
         </w:tc>
         <w:tc>
           <w:tcPr>
-            <w:tcW w:type="dxa" w:w="1080"/>
+            <w:tcW w:type="dxa" w:w="960"/>
           </w:tcPr>
           <w:p>
             <w:r>
@@ -1408,7 +1472,7 @@
         </w:tc>
         <w:tc>
           <w:tcPr>
-            <w:tcW w:type="dxa" w:w="1080"/>
+            <w:tcW w:type="dxa" w:w="960"/>
           </w:tcPr>
           <w:p>
             <w:r>
@@ -1421,7 +1485,7 @@
         </w:tc>
         <w:tc>
           <w:tcPr>
-            <w:tcW w:type="dxa" w:w="1080"/>
+            <w:tcW w:type="dxa" w:w="960"/>
           </w:tcPr>
           <w:p>
             <w:r>
@@ -1434,7 +1498,7 @@
         </w:tc>
         <w:tc>
           <w:tcPr>
-            <w:tcW w:type="dxa" w:w="1080"/>
+            <w:tcW w:type="dxa" w:w="960"/>
           </w:tcPr>
           <w:p>
             <w:r>
@@ -1447,20 +1511,33 @@
         </w:tc>
         <w:tc>
           <w:tcPr>
-            <w:tcW w:type="dxa" w:w="1080"/>
-          </w:tcPr>
-          <w:p>
-            <w:r>
-              <w:rPr>
-                <w:sz w:val="20"/>
-              </w:rPr>
-              <w:t>2084.3</w:t>
-            </w:r>
-          </w:p>
-        </w:tc>
-        <w:tc>
-          <w:tcPr>
-            <w:tcW w:type="dxa" w:w="1080"/>
+            <w:tcW w:type="dxa" w:w="960"/>
+          </w:tcPr>
+          <w:p>
+            <w:r>
+              <w:rPr>
+                <w:sz w:val="20"/>
+              </w:rPr>
+              <w:t>529.1</w:t>
+            </w:r>
+          </w:p>
+        </w:tc>
+        <w:tc>
+          <w:tcPr>
+            <w:tcW w:type="dxa" w:w="960"/>
+          </w:tcPr>
+          <w:p>
+            <w:r>
+              <w:rPr>
+                <w:sz w:val="20"/>
+              </w:rPr>
+              <w:t>2613.4</w:t>
+            </w:r>
+          </w:p>
+        </w:tc>
+        <w:tc>
+          <w:tcPr>
+            <w:tcW w:type="dxa" w:w="960"/>
           </w:tcPr>
           <w:p>
             <w:r>
@@ -1475,7 +1552,7 @@
       <w:tr>
         <w:tc>
           <w:tcPr>
-            <w:tcW w:type="dxa" w:w="1080"/>
+            <w:tcW w:type="dxa" w:w="960"/>
           </w:tcPr>
           <w:p>
             <w:r>
@@ -1488,7 +1565,7 @@
         </w:tc>
         <w:tc>
           <w:tcPr>
-            <w:tcW w:type="dxa" w:w="1080"/>
+            <w:tcW w:type="dxa" w:w="960"/>
           </w:tcPr>
           <w:p>
             <w:r>
@@ -1501,7 +1578,7 @@
         </w:tc>
         <w:tc>
           <w:tcPr>
-            <w:tcW w:type="dxa" w:w="1080"/>
+            <w:tcW w:type="dxa" w:w="960"/>
           </w:tcPr>
           <w:p>
             <w:r>
@@ -1514,7 +1591,7 @@
         </w:tc>
         <w:tc>
           <w:tcPr>
-            <w:tcW w:type="dxa" w:w="1080"/>
+            <w:tcW w:type="dxa" w:w="960"/>
           </w:tcPr>
           <w:p>
             <w:r>
@@ -1527,7 +1604,7 @@
         </w:tc>
         <w:tc>
           <w:tcPr>
-            <w:tcW w:type="dxa" w:w="1080"/>
+            <w:tcW w:type="dxa" w:w="960"/>
           </w:tcPr>
           <w:p>
             <w:r>
@@ -1540,7 +1617,7 @@
         </w:tc>
         <w:tc>
           <w:tcPr>
-            <w:tcW w:type="dxa" w:w="1080"/>
+            <w:tcW w:type="dxa" w:w="960"/>
           </w:tcPr>
           <w:p>
             <w:r>
@@ -1553,20 +1630,33 @@
         </w:tc>
         <w:tc>
           <w:tcPr>
-            <w:tcW w:type="dxa" w:w="1080"/>
-          </w:tcPr>
-          <w:p>
-            <w:r>
-              <w:rPr>
-                <w:sz w:val="20"/>
-              </w:rPr>
-              <w:t>2170.7</w:t>
-            </w:r>
-          </w:p>
-        </w:tc>
-        <w:tc>
-          <w:tcPr>
-            <w:tcW w:type="dxa" w:w="1080"/>
+            <w:tcW w:type="dxa" w:w="960"/>
+          </w:tcPr>
+          <w:p>
+            <w:r>
+              <w:rPr>
+                <w:sz w:val="20"/>
+              </w:rPr>
+              <w:t>542.7</w:t>
+            </w:r>
+          </w:p>
+        </w:tc>
+        <w:tc>
+          <w:tcPr>
+            <w:tcW w:type="dxa" w:w="960"/>
+          </w:tcPr>
+          <w:p>
+            <w:r>
+              <w:rPr>
+                <w:sz w:val="20"/>
+              </w:rPr>
+              <w:t>2713.4</w:t>
+            </w:r>
+          </w:p>
+        </w:tc>
+        <w:tc>
+          <w:tcPr>
+            <w:tcW w:type="dxa" w:w="960"/>
           </w:tcPr>
           <w:p>
             <w:r>
@@ -1581,7 +1671,7 @@
       <w:tr>
         <w:tc>
           <w:tcPr>
-            <w:tcW w:type="dxa" w:w="1080"/>
+            <w:tcW w:type="dxa" w:w="960"/>
           </w:tcPr>
           <w:p>
             <w:r>
@@ -1594,7 +1684,7 @@
         </w:tc>
         <w:tc>
           <w:tcPr>
-            <w:tcW w:type="dxa" w:w="1080"/>
+            <w:tcW w:type="dxa" w:w="960"/>
           </w:tcPr>
           <w:p>
             <w:r>
@@ -1607,7 +1697,7 @@
         </w:tc>
         <w:tc>
           <w:tcPr>
-            <w:tcW w:type="dxa" w:w="1080"/>
+            <w:tcW w:type="dxa" w:w="960"/>
           </w:tcPr>
           <w:p>
             <w:r>
@@ -1620,7 +1710,7 @@
         </w:tc>
         <w:tc>
           <w:tcPr>
-            <w:tcW w:type="dxa" w:w="1080"/>
+            <w:tcW w:type="dxa" w:w="960"/>
           </w:tcPr>
           <w:p>
             <w:r>
@@ -1633,7 +1723,7 @@
         </w:tc>
         <w:tc>
           <w:tcPr>
-            <w:tcW w:type="dxa" w:w="1080"/>
+            <w:tcW w:type="dxa" w:w="960"/>
           </w:tcPr>
           <w:p>
             <w:r>
@@ -1646,7 +1736,7 @@
         </w:tc>
         <w:tc>
           <w:tcPr>
-            <w:tcW w:type="dxa" w:w="1080"/>
+            <w:tcW w:type="dxa" w:w="960"/>
           </w:tcPr>
           <w:p>
             <w:r>
@@ -1659,20 +1749,33 @@
         </w:tc>
         <w:tc>
           <w:tcPr>
-            <w:tcW w:type="dxa" w:w="1080"/>
-          </w:tcPr>
-          <w:p>
-            <w:r>
-              <w:rPr>
-                <w:sz w:val="20"/>
-              </w:rPr>
-              <w:t>2295.7</w:t>
-            </w:r>
-          </w:p>
-        </w:tc>
-        <w:tc>
-          <w:tcPr>
-            <w:tcW w:type="dxa" w:w="1080"/>
+            <w:tcW w:type="dxa" w:w="960"/>
+          </w:tcPr>
+          <w:p>
+            <w:r>
+              <w:rPr>
+                <w:sz w:val="20"/>
+              </w:rPr>
+              <w:t>534.4</w:t>
+            </w:r>
+          </w:p>
+        </w:tc>
+        <w:tc>
+          <w:tcPr>
+            <w:tcW w:type="dxa" w:w="960"/>
+          </w:tcPr>
+          <w:p>
+            <w:r>
+              <w:rPr>
+                <w:sz w:val="20"/>
+              </w:rPr>
+              <w:t>2830.1</w:t>
+            </w:r>
+          </w:p>
+        </w:tc>
+        <w:tc>
+          <w:tcPr>
+            <w:tcW w:type="dxa" w:w="960"/>
           </w:tcPr>
           <w:p>
             <w:r>
@@ -1687,7 +1790,7 @@
       <w:tr>
         <w:tc>
           <w:tcPr>
-            <w:tcW w:type="dxa" w:w="1080"/>
+            <w:tcW w:type="dxa" w:w="960"/>
           </w:tcPr>
           <w:p>
             <w:r>
@@ -1700,7 +1803,7 @@
         </w:tc>
         <w:tc>
           <w:tcPr>
-            <w:tcW w:type="dxa" w:w="1080"/>
+            <w:tcW w:type="dxa" w:w="960"/>
           </w:tcPr>
           <w:p>
             <w:r>
@@ -1713,7 +1816,7 @@
         </w:tc>
         <w:tc>
           <w:tcPr>
-            <w:tcW w:type="dxa" w:w="1080"/>
+            <w:tcW w:type="dxa" w:w="960"/>
           </w:tcPr>
           <w:p>
             <w:r>
@@ -1726,7 +1829,7 @@
         </w:tc>
         <w:tc>
           <w:tcPr>
-            <w:tcW w:type="dxa" w:w="1080"/>
+            <w:tcW w:type="dxa" w:w="960"/>
           </w:tcPr>
           <w:p>
             <w:r>
@@ -1739,7 +1842,7 @@
         </w:tc>
         <w:tc>
           <w:tcPr>
-            <w:tcW w:type="dxa" w:w="1080"/>
+            <w:tcW w:type="dxa" w:w="960"/>
           </w:tcPr>
           <w:p>
             <w:r>
@@ -1752,7 +1855,7 @@
         </w:tc>
         <w:tc>
           <w:tcPr>
-            <w:tcW w:type="dxa" w:w="1080"/>
+            <w:tcW w:type="dxa" w:w="960"/>
           </w:tcPr>
           <w:p>
             <w:r>
@@ -1765,20 +1868,33 @@
         </w:tc>
         <w:tc>
           <w:tcPr>
-            <w:tcW w:type="dxa" w:w="1080"/>
-          </w:tcPr>
-          <w:p>
-            <w:r>
-              <w:rPr>
-                <w:sz w:val="20"/>
-              </w:rPr>
-              <w:t>1632.4</w:t>
-            </w:r>
-          </w:p>
-        </w:tc>
-        <w:tc>
-          <w:tcPr>
-            <w:tcW w:type="dxa" w:w="1080"/>
+            <w:tcW w:type="dxa" w:w="960"/>
+          </w:tcPr>
+          <w:p>
+            <w:r>
+              <w:rPr>
+                <w:sz w:val="20"/>
+              </w:rPr>
+              <w:t>528.7</w:t>
+            </w:r>
+          </w:p>
+        </w:tc>
+        <w:tc>
+          <w:tcPr>
+            <w:tcW w:type="dxa" w:w="960"/>
+          </w:tcPr>
+          <w:p>
+            <w:r>
+              <w:rPr>
+                <w:sz w:val="20"/>
+              </w:rPr>
+              <w:t>2161.1</w:t>
+            </w:r>
+          </w:p>
+        </w:tc>
+        <w:tc>
+          <w:tcPr>
+            <w:tcW w:type="dxa" w:w="960"/>
           </w:tcPr>
           <w:p>
             <w:r>
@@ -1793,7 +1909,7 @@
       <w:tr>
         <w:tc>
           <w:tcPr>
-            <w:tcW w:type="dxa" w:w="1080"/>
+            <w:tcW w:type="dxa" w:w="960"/>
           </w:tcPr>
           <w:p>
             <w:r>
@@ -1806,7 +1922,7 @@
         </w:tc>
         <w:tc>
           <w:tcPr>
-            <w:tcW w:type="dxa" w:w="1080"/>
+            <w:tcW w:type="dxa" w:w="960"/>
           </w:tcPr>
           <w:p>
             <w:r>
@@ -1819,7 +1935,7 @@
         </w:tc>
         <w:tc>
           <w:tcPr>
-            <w:tcW w:type="dxa" w:w="1080"/>
+            <w:tcW w:type="dxa" w:w="960"/>
           </w:tcPr>
           <w:p>
             <w:r>
@@ -1832,7 +1948,7 @@
         </w:tc>
         <w:tc>
           <w:tcPr>
-            <w:tcW w:type="dxa" w:w="1080"/>
+            <w:tcW w:type="dxa" w:w="960"/>
           </w:tcPr>
           <w:p>
             <w:r>
@@ -1845,7 +1961,7 @@
         </w:tc>
         <w:tc>
           <w:tcPr>
-            <w:tcW w:type="dxa" w:w="1080"/>
+            <w:tcW w:type="dxa" w:w="960"/>
           </w:tcPr>
           <w:p>
             <w:r>
@@ -1858,7 +1974,7 @@
         </w:tc>
         <w:tc>
           <w:tcPr>
-            <w:tcW w:type="dxa" w:w="1080"/>
+            <w:tcW w:type="dxa" w:w="960"/>
           </w:tcPr>
           <w:p>
             <w:r>
@@ -1871,20 +1987,33 @@
         </w:tc>
         <w:tc>
           <w:tcPr>
-            <w:tcW w:type="dxa" w:w="1080"/>
-          </w:tcPr>
-          <w:p>
-            <w:r>
-              <w:rPr>
-                <w:sz w:val="20"/>
-              </w:rPr>
-              <w:t>1654.5</w:t>
-            </w:r>
-          </w:p>
-        </w:tc>
-        <w:tc>
-          <w:tcPr>
-            <w:tcW w:type="dxa" w:w="1080"/>
+            <w:tcW w:type="dxa" w:w="960"/>
+          </w:tcPr>
+          <w:p>
+            <w:r>
+              <w:rPr>
+                <w:sz w:val="20"/>
+              </w:rPr>
+              <w:t>528.3</w:t>
+            </w:r>
+          </w:p>
+        </w:tc>
+        <w:tc>
+          <w:tcPr>
+            <w:tcW w:type="dxa" w:w="960"/>
+          </w:tcPr>
+          <w:p>
+            <w:r>
+              <w:rPr>
+                <w:sz w:val="20"/>
+              </w:rPr>
+              <w:t>2182.8</w:t>
+            </w:r>
+          </w:p>
+        </w:tc>
+        <w:tc>
+          <w:tcPr>
+            <w:tcW w:type="dxa" w:w="960"/>
           </w:tcPr>
           <w:p>
             <w:r>
@@ -1899,7 +2028,7 @@
       <w:tr>
         <w:tc>
           <w:tcPr>
-            <w:tcW w:type="dxa" w:w="1080"/>
+            <w:tcW w:type="dxa" w:w="960"/>
           </w:tcPr>
           <w:p>
             <w:r>
@@ -1912,7 +2041,7 @@
         </w:tc>
         <w:tc>
           <w:tcPr>
-            <w:tcW w:type="dxa" w:w="1080"/>
+            <w:tcW w:type="dxa" w:w="960"/>
           </w:tcPr>
           <w:p>
             <w:r>
@@ -1925,7 +2054,7 @@
         </w:tc>
         <w:tc>
           <w:tcPr>
-            <w:tcW w:type="dxa" w:w="1080"/>
+            <w:tcW w:type="dxa" w:w="960"/>
           </w:tcPr>
           <w:p>
             <w:r>
@@ -1938,7 +2067,7 @@
         </w:tc>
         <w:tc>
           <w:tcPr>
-            <w:tcW w:type="dxa" w:w="1080"/>
+            <w:tcW w:type="dxa" w:w="960"/>
           </w:tcPr>
           <w:p>
             <w:r>
@@ -1951,7 +2080,7 @@
         </w:tc>
         <w:tc>
           <w:tcPr>
-            <w:tcW w:type="dxa" w:w="1080"/>
+            <w:tcW w:type="dxa" w:w="960"/>
           </w:tcPr>
           <w:p>
             <w:r>
@@ -1964,7 +2093,7 @@
         </w:tc>
         <w:tc>
           <w:tcPr>
-            <w:tcW w:type="dxa" w:w="1080"/>
+            <w:tcW w:type="dxa" w:w="960"/>
           </w:tcPr>
           <w:p>
             <w:r>
@@ -1977,20 +2106,33 @@
         </w:tc>
         <w:tc>
           <w:tcPr>
-            <w:tcW w:type="dxa" w:w="1080"/>
-          </w:tcPr>
-          <w:p>
-            <w:r>
-              <w:rPr>
-                <w:sz w:val="20"/>
-              </w:rPr>
-              <w:t>1702.8</w:t>
-            </w:r>
-          </w:p>
-        </w:tc>
-        <w:tc>
-          <w:tcPr>
-            <w:tcW w:type="dxa" w:w="1080"/>
+            <w:tcW w:type="dxa" w:w="960"/>
+          </w:tcPr>
+          <w:p>
+            <w:r>
+              <w:rPr>
+                <w:sz w:val="20"/>
+              </w:rPr>
+              <w:t>509.0</w:t>
+            </w:r>
+          </w:p>
+        </w:tc>
+        <w:tc>
+          <w:tcPr>
+            <w:tcW w:type="dxa" w:w="960"/>
+          </w:tcPr>
+          <w:p>
+            <w:r>
+              <w:rPr>
+                <w:sz w:val="20"/>
+              </w:rPr>
+              <w:t>2211.9</w:t>
+            </w:r>
+          </w:p>
+        </w:tc>
+        <w:tc>
+          <w:tcPr>
+            <w:tcW w:type="dxa" w:w="960"/>
           </w:tcPr>
           <w:p>
             <w:r>
@@ -2005,7 +2147,7 @@
       <w:tr>
         <w:tc>
           <w:tcPr>
-            <w:tcW w:type="dxa" w:w="1080"/>
+            <w:tcW w:type="dxa" w:w="960"/>
           </w:tcPr>
           <w:p>
             <w:r>
@@ -2018,7 +2160,7 @@
         </w:tc>
         <w:tc>
           <w:tcPr>
-            <w:tcW w:type="dxa" w:w="1080"/>
+            <w:tcW w:type="dxa" w:w="960"/>
           </w:tcPr>
           <w:p>
             <w:r>
@@ -2031,7 +2173,7 @@
         </w:tc>
         <w:tc>
           <w:tcPr>
-            <w:tcW w:type="dxa" w:w="1080"/>
+            <w:tcW w:type="dxa" w:w="960"/>
           </w:tcPr>
           <w:p>
             <w:r>
@@ -2044,7 +2186,7 @@
         </w:tc>
         <w:tc>
           <w:tcPr>
-            <w:tcW w:type="dxa" w:w="1080"/>
+            <w:tcW w:type="dxa" w:w="960"/>
           </w:tcPr>
           <w:p>
             <w:r>
@@ -2057,7 +2199,7 @@
         </w:tc>
         <w:tc>
           <w:tcPr>
-            <w:tcW w:type="dxa" w:w="1080"/>
+            <w:tcW w:type="dxa" w:w="960"/>
           </w:tcPr>
           <w:p>
             <w:r>
@@ -2070,7 +2212,7 @@
         </w:tc>
         <w:tc>
           <w:tcPr>
-            <w:tcW w:type="dxa" w:w="1080"/>
+            <w:tcW w:type="dxa" w:w="960"/>
           </w:tcPr>
           <w:p>
             <w:r>
@@ -2083,20 +2225,33 @@
         </w:tc>
         <w:tc>
           <w:tcPr>
-            <w:tcW w:type="dxa" w:w="1080"/>
-          </w:tcPr>
-          <w:p>
-            <w:r>
-              <w:rPr>
-                <w:sz w:val="20"/>
-              </w:rPr>
-              <w:t>2144.1</w:t>
-            </w:r>
-          </w:p>
-        </w:tc>
-        <w:tc>
-          <w:tcPr>
-            <w:tcW w:type="dxa" w:w="1080"/>
+            <w:tcW w:type="dxa" w:w="960"/>
+          </w:tcPr>
+          <w:p>
+            <w:r>
+              <w:rPr>
+                <w:sz w:val="20"/>
+              </w:rPr>
+              <w:t>513.2</w:t>
+            </w:r>
+          </w:p>
+        </w:tc>
+        <w:tc>
+          <w:tcPr>
+            <w:tcW w:type="dxa" w:w="960"/>
+          </w:tcPr>
+          <w:p>
+            <w:r>
+              <w:rPr>
+                <w:sz w:val="20"/>
+              </w:rPr>
+              <w:t>2657.3</w:t>
+            </w:r>
+          </w:p>
+        </w:tc>
+        <w:tc>
+          <w:tcPr>
+            <w:tcW w:type="dxa" w:w="960"/>
           </w:tcPr>
           <w:p>
             <w:r>
@@ -2111,7 +2266,7 @@
       <w:tr>
         <w:tc>
           <w:tcPr>
-            <w:tcW w:type="dxa" w:w="1080"/>
+            <w:tcW w:type="dxa" w:w="960"/>
           </w:tcPr>
           <w:p>
             <w:r>
@@ -2124,7 +2279,7 @@
         </w:tc>
         <w:tc>
           <w:tcPr>
-            <w:tcW w:type="dxa" w:w="1080"/>
+            <w:tcW w:type="dxa" w:w="960"/>
           </w:tcPr>
           <w:p>
             <w:r>
@@ -2137,7 +2292,7 @@
         </w:tc>
         <w:tc>
           <w:tcPr>
-            <w:tcW w:type="dxa" w:w="1080"/>
+            <w:tcW w:type="dxa" w:w="960"/>
           </w:tcPr>
           <w:p>
             <w:r>
@@ -2150,7 +2305,7 @@
         </w:tc>
         <w:tc>
           <w:tcPr>
-            <w:tcW w:type="dxa" w:w="1080"/>
+            <w:tcW w:type="dxa" w:w="960"/>
           </w:tcPr>
           <w:p>
             <w:r>
@@ -2163,7 +2318,7 @@
         </w:tc>
         <w:tc>
           <w:tcPr>
-            <w:tcW w:type="dxa" w:w="1080"/>
+            <w:tcW w:type="dxa" w:w="960"/>
           </w:tcPr>
           <w:p>
             <w:r>
@@ -2176,7 +2331,7 @@
         </w:tc>
         <w:tc>
           <w:tcPr>
-            <w:tcW w:type="dxa" w:w="1080"/>
+            <w:tcW w:type="dxa" w:w="960"/>
           </w:tcPr>
           <w:p>
             <w:r>
@@ -2189,20 +2344,33 @@
         </w:tc>
         <w:tc>
           <w:tcPr>
-            <w:tcW w:type="dxa" w:w="1080"/>
-          </w:tcPr>
-          <w:p>
-            <w:r>
-              <w:rPr>
-                <w:sz w:val="20"/>
-              </w:rPr>
-              <w:t>1999.8</w:t>
-            </w:r>
-          </w:p>
-        </w:tc>
-        <w:tc>
-          <w:tcPr>
-            <w:tcW w:type="dxa" w:w="1080"/>
+            <w:tcW w:type="dxa" w:w="960"/>
+          </w:tcPr>
+          <w:p>
+            <w:r>
+              <w:rPr>
+                <w:sz w:val="20"/>
+              </w:rPr>
+              <w:t>503.5</w:t>
+            </w:r>
+          </w:p>
+        </w:tc>
+        <w:tc>
+          <w:tcPr>
+            <w:tcW w:type="dxa" w:w="960"/>
+          </w:tcPr>
+          <w:p>
+            <w:r>
+              <w:rPr>
+                <w:sz w:val="20"/>
+              </w:rPr>
+              <w:t>2503.3</w:t>
+            </w:r>
+          </w:p>
+        </w:tc>
+        <w:tc>
+          <w:tcPr>
+            <w:tcW w:type="dxa" w:w="960"/>
           </w:tcPr>
           <w:p>
             <w:r>
@@ -2229,7 +2397,7 @@
         <w:rPr>
           <w:sz w:val="22"/>
         </w:rPr>
-        <w:t>Total downstream visits rose from 0.0 at 0% follow-up to 31368.8 at 100% follow-up (Fig. 1). Resource utilisation is shown in Fig. 2. The first illustrative capacity ceiling was exceeded at 40% (specialist total visits). At 50% follow-up maximum utilisation was 163.2%.</w:t>
+        <w:t>Total downstream visits rose from 0.0 at 0% follow-up to 39746.8 at 100% follow-up (Fig. 1). At 50% follow-up this included 4189.0 primary care visits (35.0% of the illustrative primary-care capacity). Resource utilisation by modality is shown in Fig. 2. The first illustrative capacity ceiling was exceeded at 40% (specialist total visits). At 50% follow-up maximum utilisation was 163.2%.</w:t>
       </w:r>
     </w:p>
     <w:p>
@@ -2287,7 +2455,7 @@
         <w:rPr>
           <w:sz w:val="20"/>
         </w:rPr>
-        <w:t xml:space="preserve"> Total downstream diagnostic and specialist visits generated by a blood-based MCED screening wave of 100,000 persons, by follow-up rate.</w:t>
+        <w:t xml:space="preserve"> Total downstream diagnostic, primary care, and specialist visits generated by a blood-based MCED screening wave of 100,000 persons, by follow-up rate.</w:t>
       </w:r>
     </w:p>
     <w:p>
@@ -2345,7 +2513,7 @@
         <w:rPr>
           <w:sz w:val="20"/>
         </w:rPr>
-        <w:t xml:space="preserve"> Capacity utilisation (%) for CT, MRI, endoscopy, and specialist visits as follow-up rate increases. Values above 100% indicate demand exceeding the illustrative annual capacity available for a DTC screening wave.</w:t>
+        <w:t xml:space="preserve"> Capacity utilisation (%) for CT, MRI, endoscopy, specialist, and primary care visits as follow-up rate increases. Values above 100% indicate demand exceeding the illustrative annual capacity available for a DTC screening wave.</w:t>
       </w:r>
     </w:p>
     <w:p>
@@ -3221,19 +3389,20 @@
         <w:tblLook w:firstColumn="1" w:firstRow="1" w:lastColumn="0" w:lastRow="0" w:noHBand="0" w:noVBand="1" w:val="04A0"/>
       </w:tblPr>
       <w:tblGrid>
-        <w:gridCol w:w="1080"/>
-        <w:gridCol w:w="1080"/>
-        <w:gridCol w:w="1080"/>
-        <w:gridCol w:w="1080"/>
-        <w:gridCol w:w="1080"/>
-        <w:gridCol w:w="1080"/>
-        <w:gridCol w:w="1080"/>
-        <w:gridCol w:w="1080"/>
+        <w:gridCol w:w="960"/>
+        <w:gridCol w:w="960"/>
+        <w:gridCol w:w="960"/>
+        <w:gridCol w:w="960"/>
+        <w:gridCol w:w="960"/>
+        <w:gridCol w:w="960"/>
+        <w:gridCol w:w="960"/>
+        <w:gridCol w:w="960"/>
+        <w:gridCol w:w="960"/>
       </w:tblGrid>
       <w:tr>
         <w:tc>
           <w:tcPr>
-            <w:tcW w:type="dxa" w:w="1080"/>
+            <w:tcW w:type="dxa" w:w="960"/>
           </w:tcPr>
           <w:p>
             <w:r>
@@ -3247,7 +3416,7 @@
         </w:tc>
         <w:tc>
           <w:tcPr>
-            <w:tcW w:type="dxa" w:w="1080"/>
+            <w:tcW w:type="dxa" w:w="960"/>
           </w:tcPr>
           <w:p>
             <w:r>
@@ -3261,7 +3430,7 @@
         </w:tc>
         <w:tc>
           <w:tcPr>
-            <w:tcW w:type="dxa" w:w="1080"/>
+            <w:tcW w:type="dxa" w:w="960"/>
           </w:tcPr>
           <w:p>
             <w:r>
@@ -3275,7 +3444,7 @@
         </w:tc>
         <w:tc>
           <w:tcPr>
-            <w:tcW w:type="dxa" w:w="1080"/>
+            <w:tcW w:type="dxa" w:w="960"/>
           </w:tcPr>
           <w:p>
             <w:r>
@@ -3289,7 +3458,7 @@
         </w:tc>
         <w:tc>
           <w:tcPr>
-            <w:tcW w:type="dxa" w:w="1080"/>
+            <w:tcW w:type="dxa" w:w="960"/>
           </w:tcPr>
           <w:p>
             <w:r>
@@ -3303,7 +3472,7 @@
         </w:tc>
         <w:tc>
           <w:tcPr>
-            <w:tcW w:type="dxa" w:w="1080"/>
+            <w:tcW w:type="dxa" w:w="960"/>
           </w:tcPr>
           <w:p>
             <w:r>
@@ -3317,7 +3486,7 @@
         </w:tc>
         <w:tc>
           <w:tcPr>
-            <w:tcW w:type="dxa" w:w="1080"/>
+            <w:tcW w:type="dxa" w:w="960"/>
           </w:tcPr>
           <w:p>
             <w:r>
@@ -3325,13 +3494,27 @@
                 <w:b/>
                 <w:sz w:val="20"/>
               </w:rPr>
+              <w:t>Primary care visits</w:t>
+            </w:r>
+          </w:p>
+        </w:tc>
+        <w:tc>
+          <w:tcPr>
+            <w:tcW w:type="dxa" w:w="960"/>
+          </w:tcPr>
+          <w:p>
+            <w:r>
+              <w:rPr>
+                <w:b/>
+                <w:sz w:val="20"/>
+              </w:rPr>
               <w:t>Total visits</w:t>
             </w:r>
           </w:p>
         </w:tc>
         <w:tc>
           <w:tcPr>
-            <w:tcW w:type="dxa" w:w="1080"/>
+            <w:tcW w:type="dxa" w:w="960"/>
           </w:tcPr>
           <w:p>
             <w:r>
@@ -3347,7 +3530,7 @@
       <w:tr>
         <w:tc>
           <w:tcPr>
-            <w:tcW w:type="dxa" w:w="1080"/>
+            <w:tcW w:type="dxa" w:w="960"/>
           </w:tcPr>
           <w:p>
             <w:r>
@@ -3360,7 +3543,7 @@
         </w:tc>
         <w:tc>
           <w:tcPr>
-            <w:tcW w:type="dxa" w:w="1080"/>
+            <w:tcW w:type="dxa" w:w="960"/>
           </w:tcPr>
           <w:p>
             <w:r>
@@ -3373,7 +3556,7 @@
         </w:tc>
         <w:tc>
           <w:tcPr>
-            <w:tcW w:type="dxa" w:w="1080"/>
+            <w:tcW w:type="dxa" w:w="960"/>
           </w:tcPr>
           <w:p>
             <w:r>
@@ -3386,7 +3569,7 @@
         </w:tc>
         <w:tc>
           <w:tcPr>
-            <w:tcW w:type="dxa" w:w="1080"/>
+            <w:tcW w:type="dxa" w:w="960"/>
           </w:tcPr>
           <w:p>
             <w:r>
@@ -3399,7 +3582,7 @@
         </w:tc>
         <w:tc>
           <w:tcPr>
-            <w:tcW w:type="dxa" w:w="1080"/>
+            <w:tcW w:type="dxa" w:w="960"/>
           </w:tcPr>
           <w:p>
             <w:r>
@@ -3412,7 +3595,7 @@
         </w:tc>
         <w:tc>
           <w:tcPr>
-            <w:tcW w:type="dxa" w:w="1080"/>
+            <w:tcW w:type="dxa" w:w="960"/>
           </w:tcPr>
           <w:p>
             <w:r>
@@ -3425,7 +3608,7 @@
         </w:tc>
         <w:tc>
           <w:tcPr>
-            <w:tcW w:type="dxa" w:w="1080"/>
+            <w:tcW w:type="dxa" w:w="960"/>
           </w:tcPr>
           <w:p>
             <w:r>
@@ -3438,7 +3621,20 @@
         </w:tc>
         <w:tc>
           <w:tcPr>
-            <w:tcW w:type="dxa" w:w="1080"/>
+            <w:tcW w:type="dxa" w:w="960"/>
+          </w:tcPr>
+          <w:p>
+            <w:r>
+              <w:rPr>
+                <w:sz w:val="20"/>
+              </w:rPr>
+              <w:t>0.0</w:t>
+            </w:r>
+          </w:p>
+        </w:tc>
+        <w:tc>
+          <w:tcPr>
+            <w:tcW w:type="dxa" w:w="960"/>
           </w:tcPr>
           <w:p>
             <w:r>
@@ -3453,7 +3649,7 @@
       <w:tr>
         <w:tc>
           <w:tcPr>
-            <w:tcW w:type="dxa" w:w="1080"/>
+            <w:tcW w:type="dxa" w:w="960"/>
           </w:tcPr>
           <w:p>
             <w:r>
@@ -3466,7 +3662,7 @@
         </w:tc>
         <w:tc>
           <w:tcPr>
-            <w:tcW w:type="dxa" w:w="1080"/>
+            <w:tcW w:type="dxa" w:w="960"/>
           </w:tcPr>
           <w:p>
             <w:r>
@@ -3479,7 +3675,7 @@
         </w:tc>
         <w:tc>
           <w:tcPr>
-            <w:tcW w:type="dxa" w:w="1080"/>
+            <w:tcW w:type="dxa" w:w="960"/>
           </w:tcPr>
           <w:p>
             <w:r>
@@ -3492,7 +3688,7 @@
         </w:tc>
         <w:tc>
           <w:tcPr>
-            <w:tcW w:type="dxa" w:w="1080"/>
+            <w:tcW w:type="dxa" w:w="960"/>
           </w:tcPr>
           <w:p>
             <w:r>
@@ -3505,7 +3701,7 @@
         </w:tc>
         <w:tc>
           <w:tcPr>
-            <w:tcW w:type="dxa" w:w="1080"/>
+            <w:tcW w:type="dxa" w:w="960"/>
           </w:tcPr>
           <w:p>
             <w:r>
@@ -3518,7 +3714,7 @@
         </w:tc>
         <w:tc>
           <w:tcPr>
-            <w:tcW w:type="dxa" w:w="1080"/>
+            <w:tcW w:type="dxa" w:w="960"/>
           </w:tcPr>
           <w:p>
             <w:r>
@@ -3531,20 +3727,33 @@
         </w:tc>
         <w:tc>
           <w:tcPr>
-            <w:tcW w:type="dxa" w:w="1080"/>
-          </w:tcPr>
-          <w:p>
-            <w:r>
-              <w:rPr>
-                <w:sz w:val="20"/>
-              </w:rPr>
-              <w:t>3136.9</w:t>
-            </w:r>
-          </w:p>
-        </w:tc>
-        <w:tc>
-          <w:tcPr>
-            <w:tcW w:type="dxa" w:w="1080"/>
+            <w:tcW w:type="dxa" w:w="960"/>
+          </w:tcPr>
+          <w:p>
+            <w:r>
+              <w:rPr>
+                <w:sz w:val="20"/>
+              </w:rPr>
+              <w:t>837.8</w:t>
+            </w:r>
+          </w:p>
+        </w:tc>
+        <w:tc>
+          <w:tcPr>
+            <w:tcW w:type="dxa" w:w="960"/>
+          </w:tcPr>
+          <w:p>
+            <w:r>
+              <w:rPr>
+                <w:sz w:val="20"/>
+              </w:rPr>
+              <w:t>3974.7</w:t>
+            </w:r>
+          </w:p>
+        </w:tc>
+        <w:tc>
+          <w:tcPr>
+            <w:tcW w:type="dxa" w:w="960"/>
           </w:tcPr>
           <w:p>
             <w:r>
@@ -3559,7 +3768,7 @@
       <w:tr>
         <w:tc>
           <w:tcPr>
-            <w:tcW w:type="dxa" w:w="1080"/>
+            <w:tcW w:type="dxa" w:w="960"/>
           </w:tcPr>
           <w:p>
             <w:r>
@@ -3572,7 +3781,7 @@
         </w:tc>
         <w:tc>
           <w:tcPr>
-            <w:tcW w:type="dxa" w:w="1080"/>
+            <w:tcW w:type="dxa" w:w="960"/>
           </w:tcPr>
           <w:p>
             <w:r>
@@ -3585,7 +3794,7 @@
         </w:tc>
         <w:tc>
           <w:tcPr>
-            <w:tcW w:type="dxa" w:w="1080"/>
+            <w:tcW w:type="dxa" w:w="960"/>
           </w:tcPr>
           <w:p>
             <w:r>
@@ -3598,7 +3807,7 @@
         </w:tc>
         <w:tc>
           <w:tcPr>
-            <w:tcW w:type="dxa" w:w="1080"/>
+            <w:tcW w:type="dxa" w:w="960"/>
           </w:tcPr>
           <w:p>
             <w:r>
@@ -3611,7 +3820,7 @@
         </w:tc>
         <w:tc>
           <w:tcPr>
-            <w:tcW w:type="dxa" w:w="1080"/>
+            <w:tcW w:type="dxa" w:w="960"/>
           </w:tcPr>
           <w:p>
             <w:r>
@@ -3624,7 +3833,7 @@
         </w:tc>
         <w:tc>
           <w:tcPr>
-            <w:tcW w:type="dxa" w:w="1080"/>
+            <w:tcW w:type="dxa" w:w="960"/>
           </w:tcPr>
           <w:p>
             <w:r>
@@ -3637,20 +3846,33 @@
         </w:tc>
         <w:tc>
           <w:tcPr>
-            <w:tcW w:type="dxa" w:w="1080"/>
-          </w:tcPr>
-          <w:p>
-            <w:r>
-              <w:rPr>
-                <w:sz w:val="20"/>
-              </w:rPr>
-              <w:t>6273.8</w:t>
-            </w:r>
-          </w:p>
-        </w:tc>
-        <w:tc>
-          <w:tcPr>
-            <w:tcW w:type="dxa" w:w="1080"/>
+            <w:tcW w:type="dxa" w:w="960"/>
+          </w:tcPr>
+          <w:p>
+            <w:r>
+              <w:rPr>
+                <w:sz w:val="20"/>
+              </w:rPr>
+              <w:t>1675.6</w:t>
+            </w:r>
+          </w:p>
+        </w:tc>
+        <w:tc>
+          <w:tcPr>
+            <w:tcW w:type="dxa" w:w="960"/>
+          </w:tcPr>
+          <w:p>
+            <w:r>
+              <w:rPr>
+                <w:sz w:val="20"/>
+              </w:rPr>
+              <w:t>7949.4</w:t>
+            </w:r>
+          </w:p>
+        </w:tc>
+        <w:tc>
+          <w:tcPr>
+            <w:tcW w:type="dxa" w:w="960"/>
           </w:tcPr>
           <w:p>
             <w:r>
@@ -3665,7 +3887,7 @@
       <w:tr>
         <w:tc>
           <w:tcPr>
-            <w:tcW w:type="dxa" w:w="1080"/>
+            <w:tcW w:type="dxa" w:w="960"/>
           </w:tcPr>
           <w:p>
             <w:r>
@@ -3678,7 +3900,7 @@
         </w:tc>
         <w:tc>
           <w:tcPr>
-            <w:tcW w:type="dxa" w:w="1080"/>
+            <w:tcW w:type="dxa" w:w="960"/>
           </w:tcPr>
           <w:p>
             <w:r>
@@ -3691,7 +3913,7 @@
         </w:tc>
         <w:tc>
           <w:tcPr>
-            <w:tcW w:type="dxa" w:w="1080"/>
+            <w:tcW w:type="dxa" w:w="960"/>
           </w:tcPr>
           <w:p>
             <w:r>
@@ -3704,7 +3926,7 @@
         </w:tc>
         <w:tc>
           <w:tcPr>
-            <w:tcW w:type="dxa" w:w="1080"/>
+            <w:tcW w:type="dxa" w:w="960"/>
           </w:tcPr>
           <w:p>
             <w:r>
@@ -3717,7 +3939,7 @@
         </w:tc>
         <w:tc>
           <w:tcPr>
-            <w:tcW w:type="dxa" w:w="1080"/>
+            <w:tcW w:type="dxa" w:w="960"/>
           </w:tcPr>
           <w:p>
             <w:r>
@@ -3730,7 +3952,7 @@
         </w:tc>
         <w:tc>
           <w:tcPr>
-            <w:tcW w:type="dxa" w:w="1080"/>
+            <w:tcW w:type="dxa" w:w="960"/>
           </w:tcPr>
           <w:p>
             <w:r>
@@ -3743,20 +3965,33 @@
         </w:tc>
         <w:tc>
           <w:tcPr>
-            <w:tcW w:type="dxa" w:w="1080"/>
-          </w:tcPr>
-          <w:p>
-            <w:r>
-              <w:rPr>
-                <w:sz w:val="20"/>
-              </w:rPr>
-              <w:t>9410.6</w:t>
-            </w:r>
-          </w:p>
-        </w:tc>
-        <w:tc>
-          <w:tcPr>
-            <w:tcW w:type="dxa" w:w="1080"/>
+            <w:tcW w:type="dxa" w:w="960"/>
+          </w:tcPr>
+          <w:p>
+            <w:r>
+              <w:rPr>
+                <w:sz w:val="20"/>
+              </w:rPr>
+              <w:t>2513.4</w:t>
+            </w:r>
+          </w:p>
+        </w:tc>
+        <w:tc>
+          <w:tcPr>
+            <w:tcW w:type="dxa" w:w="960"/>
+          </w:tcPr>
+          <w:p>
+            <w:r>
+              <w:rPr>
+                <w:sz w:val="20"/>
+              </w:rPr>
+              <w:t>11924.0</w:t>
+            </w:r>
+          </w:p>
+        </w:tc>
+        <w:tc>
+          <w:tcPr>
+            <w:tcW w:type="dxa" w:w="960"/>
           </w:tcPr>
           <w:p>
             <w:r>
@@ -3771,7 +4006,7 @@
       <w:tr>
         <w:tc>
           <w:tcPr>
-            <w:tcW w:type="dxa" w:w="1080"/>
+            <w:tcW w:type="dxa" w:w="960"/>
           </w:tcPr>
           <w:p>
             <w:r>
@@ -3784,7 +4019,7 @@
         </w:tc>
         <w:tc>
           <w:tcPr>
-            <w:tcW w:type="dxa" w:w="1080"/>
+            <w:tcW w:type="dxa" w:w="960"/>
           </w:tcPr>
           <w:p>
             <w:r>
@@ -3797,7 +4032,7 @@
         </w:tc>
         <w:tc>
           <w:tcPr>
-            <w:tcW w:type="dxa" w:w="1080"/>
+            <w:tcW w:type="dxa" w:w="960"/>
           </w:tcPr>
           <w:p>
             <w:r>
@@ -3810,7 +4045,7 @@
         </w:tc>
         <w:tc>
           <w:tcPr>
-            <w:tcW w:type="dxa" w:w="1080"/>
+            <w:tcW w:type="dxa" w:w="960"/>
           </w:tcPr>
           <w:p>
             <w:r>
@@ -3823,7 +4058,7 @@
         </w:tc>
         <w:tc>
           <w:tcPr>
-            <w:tcW w:type="dxa" w:w="1080"/>
+            <w:tcW w:type="dxa" w:w="960"/>
           </w:tcPr>
           <w:p>
             <w:r>
@@ -3836,7 +4071,7 @@
         </w:tc>
         <w:tc>
           <w:tcPr>
-            <w:tcW w:type="dxa" w:w="1080"/>
+            <w:tcW w:type="dxa" w:w="960"/>
           </w:tcPr>
           <w:p>
             <w:r>
@@ -3849,20 +4084,33 @@
         </w:tc>
         <w:tc>
           <w:tcPr>
-            <w:tcW w:type="dxa" w:w="1080"/>
-          </w:tcPr>
-          <w:p>
-            <w:r>
-              <w:rPr>
-                <w:sz w:val="20"/>
-              </w:rPr>
-              <w:t>12547.5</w:t>
-            </w:r>
-          </w:p>
-        </w:tc>
-        <w:tc>
-          <w:tcPr>
-            <w:tcW w:type="dxa" w:w="1080"/>
+            <w:tcW w:type="dxa" w:w="960"/>
+          </w:tcPr>
+          <w:p>
+            <w:r>
+              <w:rPr>
+                <w:sz w:val="20"/>
+              </w:rPr>
+              <w:t>3351.2</w:t>
+            </w:r>
+          </w:p>
+        </w:tc>
+        <w:tc>
+          <w:tcPr>
+            <w:tcW w:type="dxa" w:w="960"/>
+          </w:tcPr>
+          <w:p>
+            <w:r>
+              <w:rPr>
+                <w:sz w:val="20"/>
+              </w:rPr>
+              <w:t>15898.7</w:t>
+            </w:r>
+          </w:p>
+        </w:tc>
+        <w:tc>
+          <w:tcPr>
+            <w:tcW w:type="dxa" w:w="960"/>
           </w:tcPr>
           <w:p>
             <w:r>
@@ -3877,7 +4125,7 @@
       <w:tr>
         <w:tc>
           <w:tcPr>
-            <w:tcW w:type="dxa" w:w="1080"/>
+            <w:tcW w:type="dxa" w:w="960"/>
           </w:tcPr>
           <w:p>
             <w:r>
@@ -3890,7 +4138,7 @@
         </w:tc>
         <w:tc>
           <w:tcPr>
-            <w:tcW w:type="dxa" w:w="1080"/>
+            <w:tcW w:type="dxa" w:w="960"/>
           </w:tcPr>
           <w:p>
             <w:r>
@@ -3903,7 +4151,7 @@
         </w:tc>
         <w:tc>
           <w:tcPr>
-            <w:tcW w:type="dxa" w:w="1080"/>
+            <w:tcW w:type="dxa" w:w="960"/>
           </w:tcPr>
           <w:p>
             <w:r>
@@ -3916,7 +4164,7 @@
         </w:tc>
         <w:tc>
           <w:tcPr>
-            <w:tcW w:type="dxa" w:w="1080"/>
+            <w:tcW w:type="dxa" w:w="960"/>
           </w:tcPr>
           <w:p>
             <w:r>
@@ -3929,7 +4177,7 @@
         </w:tc>
         <w:tc>
           <w:tcPr>
-            <w:tcW w:type="dxa" w:w="1080"/>
+            <w:tcW w:type="dxa" w:w="960"/>
           </w:tcPr>
           <w:p>
             <w:r>
@@ -3942,7 +4190,7 @@
         </w:tc>
         <w:tc>
           <w:tcPr>
-            <w:tcW w:type="dxa" w:w="1080"/>
+            <w:tcW w:type="dxa" w:w="960"/>
           </w:tcPr>
           <w:p>
             <w:r>
@@ -3955,20 +4203,33 @@
         </w:tc>
         <w:tc>
           <w:tcPr>
-            <w:tcW w:type="dxa" w:w="1080"/>
-          </w:tcPr>
-          <w:p>
-            <w:r>
-              <w:rPr>
-                <w:sz w:val="20"/>
-              </w:rPr>
-              <w:t>15684.4</w:t>
-            </w:r>
-          </w:p>
-        </w:tc>
-        <w:tc>
-          <w:tcPr>
-            <w:tcW w:type="dxa" w:w="1080"/>
+            <w:tcW w:type="dxa" w:w="960"/>
+          </w:tcPr>
+          <w:p>
+            <w:r>
+              <w:rPr>
+                <w:sz w:val="20"/>
+              </w:rPr>
+              <w:t>4189.0</w:t>
+            </w:r>
+          </w:p>
+        </w:tc>
+        <w:tc>
+          <w:tcPr>
+            <w:tcW w:type="dxa" w:w="960"/>
+          </w:tcPr>
+          <w:p>
+            <w:r>
+              <w:rPr>
+                <w:sz w:val="20"/>
+              </w:rPr>
+              <w:t>19873.4</w:t>
+            </w:r>
+          </w:p>
+        </w:tc>
+        <w:tc>
+          <w:tcPr>
+            <w:tcW w:type="dxa" w:w="960"/>
           </w:tcPr>
           <w:p>
             <w:r>
@@ -3983,7 +4244,7 @@
       <w:tr>
         <w:tc>
           <w:tcPr>
-            <w:tcW w:type="dxa" w:w="1080"/>
+            <w:tcW w:type="dxa" w:w="960"/>
           </w:tcPr>
           <w:p>
             <w:r>
@@ -3996,7 +4257,7 @@
         </w:tc>
         <w:tc>
           <w:tcPr>
-            <w:tcW w:type="dxa" w:w="1080"/>
+            <w:tcW w:type="dxa" w:w="960"/>
           </w:tcPr>
           <w:p>
             <w:r>
@@ -4009,7 +4270,7 @@
         </w:tc>
         <w:tc>
           <w:tcPr>
-            <w:tcW w:type="dxa" w:w="1080"/>
+            <w:tcW w:type="dxa" w:w="960"/>
           </w:tcPr>
           <w:p>
             <w:r>
@@ -4022,7 +4283,7 @@
         </w:tc>
         <w:tc>
           <w:tcPr>
-            <w:tcW w:type="dxa" w:w="1080"/>
+            <w:tcW w:type="dxa" w:w="960"/>
           </w:tcPr>
           <w:p>
             <w:r>
@@ -4035,7 +4296,7 @@
         </w:tc>
         <w:tc>
           <w:tcPr>
-            <w:tcW w:type="dxa" w:w="1080"/>
+            <w:tcW w:type="dxa" w:w="960"/>
           </w:tcPr>
           <w:p>
             <w:r>
@@ -4048,7 +4309,7 @@
         </w:tc>
         <w:tc>
           <w:tcPr>
-            <w:tcW w:type="dxa" w:w="1080"/>
+            <w:tcW w:type="dxa" w:w="960"/>
           </w:tcPr>
           <w:p>
             <w:r>
@@ -4061,20 +4322,33 @@
         </w:tc>
         <w:tc>
           <w:tcPr>
-            <w:tcW w:type="dxa" w:w="1080"/>
-          </w:tcPr>
-          <w:p>
-            <w:r>
-              <w:rPr>
-                <w:sz w:val="20"/>
-              </w:rPr>
-              <w:t>18821.3</w:t>
-            </w:r>
-          </w:p>
-        </w:tc>
-        <w:tc>
-          <w:tcPr>
-            <w:tcW w:type="dxa" w:w="1080"/>
+            <w:tcW w:type="dxa" w:w="960"/>
+          </w:tcPr>
+          <w:p>
+            <w:r>
+              <w:rPr>
+                <w:sz w:val="20"/>
+              </w:rPr>
+              <w:t>5026.8</w:t>
+            </w:r>
+          </w:p>
+        </w:tc>
+        <w:tc>
+          <w:tcPr>
+            <w:tcW w:type="dxa" w:w="960"/>
+          </w:tcPr>
+          <w:p>
+            <w:r>
+              <w:rPr>
+                <w:sz w:val="20"/>
+              </w:rPr>
+              <w:t>23848.1</w:t>
+            </w:r>
+          </w:p>
+        </w:tc>
+        <w:tc>
+          <w:tcPr>
+            <w:tcW w:type="dxa" w:w="960"/>
           </w:tcPr>
           <w:p>
             <w:r>
@@ -4089,7 +4363,7 @@
       <w:tr>
         <w:tc>
           <w:tcPr>
-            <w:tcW w:type="dxa" w:w="1080"/>
+            <w:tcW w:type="dxa" w:w="960"/>
           </w:tcPr>
           <w:p>
             <w:r>
@@ -4102,7 +4376,7 @@
         </w:tc>
         <w:tc>
           <w:tcPr>
-            <w:tcW w:type="dxa" w:w="1080"/>
+            <w:tcW w:type="dxa" w:w="960"/>
           </w:tcPr>
           <w:p>
             <w:r>
@@ -4115,7 +4389,7 @@
         </w:tc>
         <w:tc>
           <w:tcPr>
-            <w:tcW w:type="dxa" w:w="1080"/>
+            <w:tcW w:type="dxa" w:w="960"/>
           </w:tcPr>
           <w:p>
             <w:r>
@@ -4128,7 +4402,7 @@
         </w:tc>
         <w:tc>
           <w:tcPr>
-            <w:tcW w:type="dxa" w:w="1080"/>
+            <w:tcW w:type="dxa" w:w="960"/>
           </w:tcPr>
           <w:p>
             <w:r>
@@ -4141,7 +4415,7 @@
         </w:tc>
         <w:tc>
           <w:tcPr>
-            <w:tcW w:type="dxa" w:w="1080"/>
+            <w:tcW w:type="dxa" w:w="960"/>
           </w:tcPr>
           <w:p>
             <w:r>
@@ -4154,7 +4428,7 @@
         </w:tc>
         <w:tc>
           <w:tcPr>
-            <w:tcW w:type="dxa" w:w="1080"/>
+            <w:tcW w:type="dxa" w:w="960"/>
           </w:tcPr>
           <w:p>
             <w:r>
@@ -4167,20 +4441,33 @@
         </w:tc>
         <w:tc>
           <w:tcPr>
-            <w:tcW w:type="dxa" w:w="1080"/>
-          </w:tcPr>
-          <w:p>
-            <w:r>
-              <w:rPr>
-                <w:sz w:val="20"/>
-              </w:rPr>
-              <w:t>21958.2</w:t>
-            </w:r>
-          </w:p>
-        </w:tc>
-        <w:tc>
-          <w:tcPr>
-            <w:tcW w:type="dxa" w:w="1080"/>
+            <w:tcW w:type="dxa" w:w="960"/>
+          </w:tcPr>
+          <w:p>
+            <w:r>
+              <w:rPr>
+                <w:sz w:val="20"/>
+              </w:rPr>
+              <w:t>5864.6</w:t>
+            </w:r>
+          </w:p>
+        </w:tc>
+        <w:tc>
+          <w:tcPr>
+            <w:tcW w:type="dxa" w:w="960"/>
+          </w:tcPr>
+          <w:p>
+            <w:r>
+              <w:rPr>
+                <w:sz w:val="20"/>
+              </w:rPr>
+              <w:t>27822.8</w:t>
+            </w:r>
+          </w:p>
+        </w:tc>
+        <w:tc>
+          <w:tcPr>
+            <w:tcW w:type="dxa" w:w="960"/>
           </w:tcPr>
           <w:p>
             <w:r>
@@ -4195,7 +4482,7 @@
       <w:tr>
         <w:tc>
           <w:tcPr>
-            <w:tcW w:type="dxa" w:w="1080"/>
+            <w:tcW w:type="dxa" w:w="960"/>
           </w:tcPr>
           <w:p>
             <w:r>
@@ -4208,7 +4495,7 @@
         </w:tc>
         <w:tc>
           <w:tcPr>
-            <w:tcW w:type="dxa" w:w="1080"/>
+            <w:tcW w:type="dxa" w:w="960"/>
           </w:tcPr>
           <w:p>
             <w:r>
@@ -4221,7 +4508,7 @@
         </w:tc>
         <w:tc>
           <w:tcPr>
-            <w:tcW w:type="dxa" w:w="1080"/>
+            <w:tcW w:type="dxa" w:w="960"/>
           </w:tcPr>
           <w:p>
             <w:r>
@@ -4234,7 +4521,7 @@
         </w:tc>
         <w:tc>
           <w:tcPr>
-            <w:tcW w:type="dxa" w:w="1080"/>
+            <w:tcW w:type="dxa" w:w="960"/>
           </w:tcPr>
           <w:p>
             <w:r>
@@ -4247,7 +4534,7 @@
         </w:tc>
         <w:tc>
           <w:tcPr>
-            <w:tcW w:type="dxa" w:w="1080"/>
+            <w:tcW w:type="dxa" w:w="960"/>
           </w:tcPr>
           <w:p>
             <w:r>
@@ -4260,7 +4547,7 @@
         </w:tc>
         <w:tc>
           <w:tcPr>
-            <w:tcW w:type="dxa" w:w="1080"/>
+            <w:tcW w:type="dxa" w:w="960"/>
           </w:tcPr>
           <w:p>
             <w:r>
@@ -4273,20 +4560,33 @@
         </w:tc>
         <w:tc>
           <w:tcPr>
-            <w:tcW w:type="dxa" w:w="1080"/>
-          </w:tcPr>
-          <w:p>
-            <w:r>
-              <w:rPr>
-                <w:sz w:val="20"/>
-              </w:rPr>
-              <w:t>25095.1</w:t>
-            </w:r>
-          </w:p>
-        </w:tc>
-        <w:tc>
-          <w:tcPr>
-            <w:tcW w:type="dxa" w:w="1080"/>
+            <w:tcW w:type="dxa" w:w="960"/>
+          </w:tcPr>
+          <w:p>
+            <w:r>
+              <w:rPr>
+                <w:sz w:val="20"/>
+              </w:rPr>
+              <w:t>6702.4</w:t>
+            </w:r>
+          </w:p>
+        </w:tc>
+        <w:tc>
+          <w:tcPr>
+            <w:tcW w:type="dxa" w:w="960"/>
+          </w:tcPr>
+          <w:p>
+            <w:r>
+              <w:rPr>
+                <w:sz w:val="20"/>
+              </w:rPr>
+              <w:t>31797.5</w:t>
+            </w:r>
+          </w:p>
+        </w:tc>
+        <w:tc>
+          <w:tcPr>
+            <w:tcW w:type="dxa" w:w="960"/>
           </w:tcPr>
           <w:p>
             <w:r>
@@ -4301,7 +4601,7 @@
       <w:tr>
         <w:tc>
           <w:tcPr>
-            <w:tcW w:type="dxa" w:w="1080"/>
+            <w:tcW w:type="dxa" w:w="960"/>
           </w:tcPr>
           <w:p>
             <w:r>
@@ -4314,7 +4614,7 @@
         </w:tc>
         <w:tc>
           <w:tcPr>
-            <w:tcW w:type="dxa" w:w="1080"/>
+            <w:tcW w:type="dxa" w:w="960"/>
           </w:tcPr>
           <w:p>
             <w:r>
@@ -4327,7 +4627,7 @@
         </w:tc>
         <w:tc>
           <w:tcPr>
-            <w:tcW w:type="dxa" w:w="1080"/>
+            <w:tcW w:type="dxa" w:w="960"/>
           </w:tcPr>
           <w:p>
             <w:r>
@@ -4340,7 +4640,7 @@
         </w:tc>
         <w:tc>
           <w:tcPr>
-            <w:tcW w:type="dxa" w:w="1080"/>
+            <w:tcW w:type="dxa" w:w="960"/>
           </w:tcPr>
           <w:p>
             <w:r>
@@ -4353,7 +4653,7 @@
         </w:tc>
         <w:tc>
           <w:tcPr>
-            <w:tcW w:type="dxa" w:w="1080"/>
+            <w:tcW w:type="dxa" w:w="960"/>
           </w:tcPr>
           <w:p>
             <w:r>
@@ -4366,7 +4666,7 @@
         </w:tc>
         <w:tc>
           <w:tcPr>
-            <w:tcW w:type="dxa" w:w="1080"/>
+            <w:tcW w:type="dxa" w:w="960"/>
           </w:tcPr>
           <w:p>
             <w:r>
@@ -4379,20 +4679,33 @@
         </w:tc>
         <w:tc>
           <w:tcPr>
-            <w:tcW w:type="dxa" w:w="1080"/>
-          </w:tcPr>
-          <w:p>
-            <w:r>
-              <w:rPr>
-                <w:sz w:val="20"/>
-              </w:rPr>
-              <w:t>28231.9</w:t>
-            </w:r>
-          </w:p>
-        </w:tc>
-        <w:tc>
-          <w:tcPr>
-            <w:tcW w:type="dxa" w:w="1080"/>
+            <w:tcW w:type="dxa" w:w="960"/>
+          </w:tcPr>
+          <w:p>
+            <w:r>
+              <w:rPr>
+                <w:sz w:val="20"/>
+              </w:rPr>
+              <w:t>7540.2</w:t>
+            </w:r>
+          </w:p>
+        </w:tc>
+        <w:tc>
+          <w:tcPr>
+            <w:tcW w:type="dxa" w:w="960"/>
+          </w:tcPr>
+          <w:p>
+            <w:r>
+              <w:rPr>
+                <w:sz w:val="20"/>
+              </w:rPr>
+              <w:t>35772.1</w:t>
+            </w:r>
+          </w:p>
+        </w:tc>
+        <w:tc>
+          <w:tcPr>
+            <w:tcW w:type="dxa" w:w="960"/>
           </w:tcPr>
           <w:p>
             <w:r>
@@ -4407,7 +4720,7 @@
       <w:tr>
         <w:tc>
           <w:tcPr>
-            <w:tcW w:type="dxa" w:w="1080"/>
+            <w:tcW w:type="dxa" w:w="960"/>
           </w:tcPr>
           <w:p>
             <w:r>
@@ -4420,7 +4733,7 @@
         </w:tc>
         <w:tc>
           <w:tcPr>
-            <w:tcW w:type="dxa" w:w="1080"/>
+            <w:tcW w:type="dxa" w:w="960"/>
           </w:tcPr>
           <w:p>
             <w:r>
@@ -4433,7 +4746,7 @@
         </w:tc>
         <w:tc>
           <w:tcPr>
-            <w:tcW w:type="dxa" w:w="1080"/>
+            <w:tcW w:type="dxa" w:w="960"/>
           </w:tcPr>
           <w:p>
             <w:r>
@@ -4446,7 +4759,7 @@
         </w:tc>
         <w:tc>
           <w:tcPr>
-            <w:tcW w:type="dxa" w:w="1080"/>
+            <w:tcW w:type="dxa" w:w="960"/>
           </w:tcPr>
           <w:p>
             <w:r>
@@ -4459,7 +4772,7 @@
         </w:tc>
         <w:tc>
           <w:tcPr>
-            <w:tcW w:type="dxa" w:w="1080"/>
+            <w:tcW w:type="dxa" w:w="960"/>
           </w:tcPr>
           <w:p>
             <w:r>
@@ -4472,7 +4785,7 @@
         </w:tc>
         <w:tc>
           <w:tcPr>
-            <w:tcW w:type="dxa" w:w="1080"/>
+            <w:tcW w:type="dxa" w:w="960"/>
           </w:tcPr>
           <w:p>
             <w:r>
@@ -4485,20 +4798,33 @@
         </w:tc>
         <w:tc>
           <w:tcPr>
-            <w:tcW w:type="dxa" w:w="1080"/>
-          </w:tcPr>
-          <w:p>
-            <w:r>
-              <w:rPr>
-                <w:sz w:val="20"/>
-              </w:rPr>
-              <w:t>31368.8</w:t>
-            </w:r>
-          </w:p>
-        </w:tc>
-        <w:tc>
-          <w:tcPr>
-            <w:tcW w:type="dxa" w:w="1080"/>
+            <w:tcW w:type="dxa" w:w="960"/>
+          </w:tcPr>
+          <w:p>
+            <w:r>
+              <w:rPr>
+                <w:sz w:val="20"/>
+              </w:rPr>
+              <w:t>8378.0</w:t>
+            </w:r>
+          </w:p>
+        </w:tc>
+        <w:tc>
+          <w:tcPr>
+            <w:tcW w:type="dxa" w:w="960"/>
+          </w:tcPr>
+          <w:p>
+            <w:r>
+              <w:rPr>
+                <w:sz w:val="20"/>
+              </w:rPr>
+              <w:t>39746.8</w:t>
+            </w:r>
+          </w:p>
+        </w:tc>
+        <w:tc>
+          <w:tcPr>
+            <w:tcW w:type="dxa" w:w="960"/>
           </w:tcPr>
           <w:p>
             <w:r>
@@ -4612,6 +4938,475 @@
         <w:pStyle w:val="Heading3"/>
       </w:pPr>
       <w:r>
+        <w:t>Additional scenario and sensitivity analyses</w:t>
+      </w:r>
+    </w:p>
+    <w:p>
+      <w:r>
+        <w:rPr>
+          <w:sz w:val="22"/>
+        </w:rPr>
+        <w:t>Aggregate PPV is highly sensitive to the age distribution of users. If direct-to-consumer purchasers are younger than the general population, the already low PPV falls further and the FP/TP ratio rises (Table S1). For example, a younger-purchaser profile yields an aggregate PPV of 0.56% and an FP/TP ratio of 176.3, compared with 4.58% and 20.8 under the 2023 national total-population age distribution.</w:t>
+      </w:r>
+    </w:p>
+    <w:p>
+      <w:r>
+        <w:rPr>
+          <w:b/>
+          <w:sz w:val="22"/>
+        </w:rPr>
+        <w:t>Supplementary Table S1. Aggregate PPV under alternative age-distribution scenarios.</w:t>
+      </w:r>
+    </w:p>
+    <w:tbl>
+      <w:tblPr>
+        <w:tblStyle w:val="TableGrid"/>
+        <w:tblW w:type="auto" w:w="0"/>
+        <w:tblLook w:firstColumn="1" w:firstRow="1" w:lastColumn="0" w:lastRow="0" w:noHBand="0" w:noVBand="1" w:val="04A0"/>
+      </w:tblPr>
+      <w:tblGrid>
+        <w:gridCol w:w="2880"/>
+        <w:gridCol w:w="2880"/>
+        <w:gridCol w:w="2880"/>
+      </w:tblGrid>
+      <w:tr>
+        <w:tc>
+          <w:tcPr>
+            <w:tcW w:type="dxa" w:w="2880"/>
+          </w:tcPr>
+          <w:p>
+            <w:r>
+              <w:rPr>
+                <w:b/>
+                <w:sz w:val="20"/>
+              </w:rPr>
+              <w:t>Age distribution scenario</w:t>
+            </w:r>
+          </w:p>
+        </w:tc>
+        <w:tc>
+          <w:tcPr>
+            <w:tcW w:type="dxa" w:w="2880"/>
+          </w:tcPr>
+          <w:p>
+            <w:r>
+              <w:rPr>
+                <w:b/>
+                <w:sz w:val="20"/>
+              </w:rPr>
+              <w:t>Aggregate PPV (%)</w:t>
+            </w:r>
+          </w:p>
+        </w:tc>
+        <w:tc>
+          <w:tcPr>
+            <w:tcW w:type="dxa" w:w="2880"/>
+          </w:tcPr>
+          <w:p>
+            <w:r>
+              <w:rPr>
+                <w:b/>
+                <w:sz w:val="20"/>
+              </w:rPr>
+              <w:t>FP/TP ratio</w:t>
+            </w:r>
+          </w:p>
+        </w:tc>
+      </w:tr>
+      <w:tr>
+        <w:tc>
+          <w:tcPr>
+            <w:tcW w:type="dxa" w:w="2880"/>
+          </w:tcPr>
+          <w:p>
+            <w:r>
+              <w:rPr>
+                <w:sz w:val="20"/>
+              </w:rPr>
+              <w:t>2023 total population</w:t>
+            </w:r>
+          </w:p>
+        </w:tc>
+        <w:tc>
+          <w:tcPr>
+            <w:tcW w:type="dxa" w:w="2880"/>
+          </w:tcPr>
+          <w:p>
+            <w:r>
+              <w:rPr>
+                <w:sz w:val="20"/>
+              </w:rPr>
+              <w:t>4.58</w:t>
+            </w:r>
+          </w:p>
+        </w:tc>
+        <w:tc>
+          <w:tcPr>
+            <w:tcW w:type="dxa" w:w="2880"/>
+          </w:tcPr>
+          <w:p>
+            <w:r>
+              <w:rPr>
+                <w:sz w:val="20"/>
+              </w:rPr>
+              <w:t>20.8</w:t>
+            </w:r>
+          </w:p>
+        </w:tc>
+      </w:tr>
+      <w:tr>
+        <w:tc>
+          <w:tcPr>
+            <w:tcW w:type="dxa" w:w="2880"/>
+          </w:tcPr>
+          <w:p>
+            <w:r>
+              <w:rPr>
+                <w:sz w:val="20"/>
+              </w:rPr>
+              <w:t>Adults 20+</w:t>
+            </w:r>
+          </w:p>
+        </w:tc>
+        <w:tc>
+          <w:tcPr>
+            <w:tcW w:type="dxa" w:w="2880"/>
+          </w:tcPr>
+          <w:p>
+            <w:r>
+              <w:rPr>
+                <w:sz w:val="20"/>
+              </w:rPr>
+              <w:t>5.39</w:t>
+            </w:r>
+          </w:p>
+        </w:tc>
+        <w:tc>
+          <w:tcPr>
+            <w:tcW w:type="dxa" w:w="2880"/>
+          </w:tcPr>
+          <w:p>
+            <w:r>
+              <w:rPr>
+                <w:sz w:val="20"/>
+              </w:rPr>
+              <w:t>17.5</w:t>
+            </w:r>
+          </w:p>
+        </w:tc>
+      </w:tr>
+      <w:tr>
+        <w:tc>
+          <w:tcPr>
+            <w:tcW w:type="dxa" w:w="2880"/>
+          </w:tcPr>
+          <w:p>
+            <w:r>
+              <w:rPr>
+                <w:sz w:val="20"/>
+              </w:rPr>
+              <w:t>DTC bimodal (23andMe-like)</w:t>
+            </w:r>
+          </w:p>
+        </w:tc>
+        <w:tc>
+          <w:tcPr>
+            <w:tcW w:type="dxa" w:w="2880"/>
+          </w:tcPr>
+          <w:p>
+            <w:r>
+              <w:rPr>
+                <w:sz w:val="20"/>
+              </w:rPr>
+              <w:t>1.94</w:t>
+            </w:r>
+          </w:p>
+        </w:tc>
+        <w:tc>
+          <w:tcPr>
+            <w:tcW w:type="dxa" w:w="2880"/>
+          </w:tcPr>
+          <w:p>
+            <w:r>
+              <w:rPr>
+                <w:sz w:val="20"/>
+              </w:rPr>
+              <w:t>50.5</w:t>
+            </w:r>
+          </w:p>
+        </w:tc>
+      </w:tr>
+      <w:tr>
+        <w:tc>
+          <w:tcPr>
+            <w:tcW w:type="dxa" w:w="2880"/>
+          </w:tcPr>
+          <w:p>
+            <w:r>
+              <w:rPr>
+                <w:sz w:val="20"/>
+              </w:rPr>
+              <w:t>DTC younger purchasers</w:t>
+            </w:r>
+          </w:p>
+        </w:tc>
+        <w:tc>
+          <w:tcPr>
+            <w:tcW w:type="dxa" w:w="2880"/>
+          </w:tcPr>
+          <w:p>
+            <w:r>
+              <w:rPr>
+                <w:sz w:val="20"/>
+              </w:rPr>
+              <w:t>0.56</w:t>
+            </w:r>
+          </w:p>
+        </w:tc>
+        <w:tc>
+          <w:tcPr>
+            <w:tcW w:type="dxa" w:w="2880"/>
+          </w:tcPr>
+          <w:p>
+            <w:r>
+              <w:rPr>
+                <w:sz w:val="20"/>
+              </w:rPr>
+              <w:t>176.3</w:t>
+            </w:r>
+          </w:p>
+        </w:tc>
+      </w:tr>
+      <w:tr>
+        <w:tc>
+          <w:tcPr>
+            <w:tcW w:type="dxa" w:w="2880"/>
+          </w:tcPr>
+          <w:p>
+            <w:r>
+              <w:rPr>
+                <w:sz w:val="20"/>
+              </w:rPr>
+              <w:t>DTC screening-age purchasers</w:t>
+            </w:r>
+          </w:p>
+        </w:tc>
+        <w:tc>
+          <w:tcPr>
+            <w:tcW w:type="dxa" w:w="2880"/>
+          </w:tcPr>
+          <w:p>
+            <w:r>
+              <w:rPr>
+                <w:sz w:val="20"/>
+              </w:rPr>
+              <w:t>4.05</w:t>
+            </w:r>
+          </w:p>
+        </w:tc>
+        <w:tc>
+          <w:tcPr>
+            <w:tcW w:type="dxa" w:w="2880"/>
+          </w:tcPr>
+          <w:p>
+            <w:r>
+              <w:rPr>
+                <w:sz w:val="20"/>
+              </w:rPr>
+              <w:t>23.7</w:t>
+            </w:r>
+          </w:p>
+        </w:tc>
+      </w:tr>
+    </w:tbl>
+    <w:p/>
+    <w:p>
+      <w:r>
+        <w:rPr>
+          <w:sz w:val="22"/>
+        </w:rPr>
+        <w:t>Test specificity and follow-up behaviour are the dominant drivers of capacity pressure (Supplementary Table S2). At 50% follow-up, lowering specificity from 99.9% to 95.0% reduces aggregate PPV from 32.42% to 0.95% and raises maximum capacity utilisation from 28.6% to 761.4%. With 99% specificity, maximum utilisation ranges from 32.6% at 10% follow-up to 293.8% at 90% follow-up. If only 5% of the illustrative national capacity can be reallocated, the bottleneck reaches 653%; with a 50% share it stays at 65%. Tornado diagrams for capacity utilisation and PPV are provided as Supplementary Figures S1 and S2.</w:t>
+      </w:r>
+    </w:p>
+    <w:p>
+      <w:pPr>
+        <w:jc w:val="center"/>
+      </w:pPr>
+      <w:r>
+        <w:drawing>
+          <wp:inline xmlns:a="http://schemas.openxmlformats.org/drawingml/2006/main" xmlns:pic="http://schemas.openxmlformats.org/drawingml/2006/picture">
+            <wp:extent cx="5029200" cy="2764457"/>
+            <wp:docPr id="5" name="Picture 5"/>
+            <wp:cNvGraphicFramePr>
+              <a:graphicFrameLocks noChangeAspect="1"/>
+            </wp:cNvGraphicFramePr>
+            <a:graphic>
+              <a:graphicData uri="http://schemas.openxmlformats.org/drawingml/2006/picture">
+                <pic:pic>
+                  <pic:nvPicPr>
+                    <pic:cNvPr id="0" name="tornado_max_capacity.png"/>
+                    <pic:cNvPicPr/>
+                  </pic:nvPicPr>
+                  <pic:blipFill>
+                    <a:blip r:embed="rId13"/>
+                    <a:stretch>
+                      <a:fillRect/>
+                    </a:stretch>
+                  </pic:blipFill>
+                  <pic:spPr>
+                    <a:xfrm>
+                      <a:off x="0" y="0"/>
+                      <a:ext cx="5029200" cy="2764457"/>
+                    </a:xfrm>
+                    <a:prstGeom prst="rect"/>
+                  </pic:spPr>
+                </pic:pic>
+              </a:graphicData>
+            </a:graphic>
+          </wp:inline>
+        </w:drawing>
+      </w:r>
+    </w:p>
+    <w:p>
+      <w:pPr>
+        <w:spacing w:before="120"/>
+        <w:jc w:val="center"/>
+      </w:pPr>
+      <w:r>
+        <w:rPr>
+          <w:b/>
+          <w:sz w:val="20"/>
+        </w:rPr>
+        <w:t>Fig. S1.</w:t>
+      </w:r>
+      <w:r>
+        <w:rPr>
+          <w:sz w:val="20"/>
+        </w:rPr>
+        <w:t xml:space="preserve"> Tornado diagram showing the effect of varying specificity, follow-up rate, available capacity share, and sensitivity on maximum capacity utilisation (base case = 50% follow-up, 99% specificity, 20% capacity share).</w:t>
+      </w:r>
+    </w:p>
+    <w:p>
+      <w:pPr>
+        <w:jc w:val="center"/>
+      </w:pPr>
+      <w:r>
+        <w:drawing>
+          <wp:inline xmlns:a="http://schemas.openxmlformats.org/drawingml/2006/main" xmlns:pic="http://schemas.openxmlformats.org/drawingml/2006/picture">
+            <wp:extent cx="5029200" cy="2764457"/>
+            <wp:docPr id="6" name="Picture 6"/>
+            <wp:cNvGraphicFramePr>
+              <a:graphicFrameLocks noChangeAspect="1"/>
+            </wp:cNvGraphicFramePr>
+            <a:graphic>
+              <a:graphicData uri="http://schemas.openxmlformats.org/drawingml/2006/picture">
+                <pic:pic>
+                  <pic:nvPicPr>
+                    <pic:cNvPr id="0" name="tornado_ppv.png"/>
+                    <pic:cNvPicPr/>
+                  </pic:nvPicPr>
+                  <pic:blipFill>
+                    <a:blip r:embed="rId14"/>
+                    <a:stretch>
+                      <a:fillRect/>
+                    </a:stretch>
+                  </pic:blipFill>
+                  <pic:spPr>
+                    <a:xfrm>
+                      <a:off x="0" y="0"/>
+                      <a:ext cx="5029200" cy="2764457"/>
+                    </a:xfrm>
+                    <a:prstGeom prst="rect"/>
+                  </pic:spPr>
+                </pic:pic>
+              </a:graphicData>
+            </a:graphic>
+          </wp:inline>
+        </w:drawing>
+      </w:r>
+    </w:p>
+    <w:p>
+      <w:pPr>
+        <w:spacing w:before="120"/>
+        <w:jc w:val="center"/>
+      </w:pPr>
+      <w:r>
+        <w:rPr>
+          <w:b/>
+          <w:sz w:val="20"/>
+        </w:rPr>
+        <w:t>Fig. S2.</w:t>
+      </w:r>
+      <w:r>
+        <w:rPr>
+          <w:sz w:val="20"/>
+        </w:rPr>
+        <w:t xml:space="preserve"> Tornado diagram showing the effect of the same four parameters on aggregate positive predictive value.</w:t>
+      </w:r>
+    </w:p>
+    <w:p>
+      <w:pPr>
+        <w:jc w:val="center"/>
+      </w:pPr>
+      <w:r>
+        <w:drawing>
+          <wp:inline xmlns:a="http://schemas.openxmlformats.org/drawingml/2006/main" xmlns:pic="http://schemas.openxmlformats.org/drawingml/2006/picture">
+            <wp:extent cx="5029200" cy="2486425"/>
+            <wp:docPr id="7" name="Picture 7"/>
+            <wp:cNvGraphicFramePr>
+              <a:graphicFrameLocks noChangeAspect="1"/>
+            </wp:cNvGraphicFramePr>
+            <a:graphic>
+              <a:graphicData uri="http://schemas.openxmlformats.org/drawingml/2006/picture">
+                <pic:pic>
+                  <pic:nvPicPr>
+                    <pic:cNvPr id="0" name="age_scenario_ppv.png"/>
+                    <pic:cNvPicPr/>
+                  </pic:nvPicPr>
+                  <pic:blipFill>
+                    <a:blip r:embed="rId15"/>
+                    <a:stretch>
+                      <a:fillRect/>
+                    </a:stretch>
+                  </pic:blipFill>
+                  <pic:spPr>
+                    <a:xfrm>
+                      <a:off x="0" y="0"/>
+                      <a:ext cx="5029200" cy="2486425"/>
+                    </a:xfrm>
+                    <a:prstGeom prst="rect"/>
+                  </pic:spPr>
+                </pic:pic>
+              </a:graphicData>
+            </a:graphic>
+          </wp:inline>
+        </w:drawing>
+      </w:r>
+    </w:p>
+    <w:p>
+      <w:pPr>
+        <w:spacing w:before="120"/>
+        <w:jc w:val="center"/>
+      </w:pPr>
+      <w:r>
+        <w:rPr>
+          <w:b/>
+          <w:sz w:val="20"/>
+        </w:rPr>
+        <w:t>Fig. S3.</w:t>
+      </w:r>
+      <w:r>
+        <w:rPr>
+          <w:sz w:val="20"/>
+        </w:rPr>
+        <w:t xml:space="preserve"> Aggregate PPV for each cancer type under the 2023 national total-population distribution and four hypothetical direct-to-consumer purchaser age profiles.</w:t>
+      </w:r>
+    </w:p>
+    <w:p>
+      <w:pPr>
+        <w:pStyle w:val="Heading3"/>
+      </w:pPr>
+      <w:r>
         <w:t>Implications for primary care and shared decision-making</w:t>
       </w:r>
     </w:p>
@@ -4675,7 +5470,7 @@
         <w:rPr>
           <w:sz w:val="22"/>
         </w:rPr>
-        <w:t>The analysis intentionally uses scenario assumptions for test performance, diagnostic pathways, and the age distribution of DTC users, because these data are not publicly reported. Prevalence was approximated by adult incidence; true point prevalence of undiagnosed cancers may differ. Diagnostic capacity was annualised from a one-month facility survey and specialist capacity from NDB outpatient patient counts; both were reduced by an arbitrary available-for-cancer-workup share. Primary care consultations were not modelled separately; the estimated burden is therefore downstream specialist and diagnostic workload rather than a direct count of general-practice visits. Sensitivity and specificity were assumed to be uniform across cancers; real tests may vary by site. No probabilistic sensitivity analysis was performed because empirical distributions for test performance, follow-up behaviour, and direct-to-consumer user age structure are not publicly available. The model is deterministic and does not capture stochastic variation, geographic maldistribution, or queueing effects.</w:t>
+        <w:t>The analysis intentionally uses scenario assumptions for test performance, diagnostic pathways, and the age distribution of DTC users, because these data are not publicly reported. Prevalence was approximated by adult incidence; true point prevalence of undiagnosed cancers may differ. Diagnostic capacity was annualised from a one-month facility survey and specialist capacity from NDB outpatient patient counts; both were reduced by an arbitrary available-for-cancer-workup share. Primary care capacity was derived using the same national outpatient caseload and 20% available-share assumption as specialist capacity; actual capacity depends on local demand for chronic disease and routine care. Sensitivity and specificity were assumed to be uniform across cancers; real tests may vary by site. No probabilistic sensitivity analysis was performed because empirical distributions for test performance, follow-up behaviour, and direct-to-consumer user age structure are not publicly available. The model is deterministic and does not capture stochastic variation, geographic maldistribution, or queueing effects.</w:t>
       </w:r>
     </w:p>
     <w:p>
@@ -4803,7 +5598,7 @@
         <w:rPr>
           <w:sz w:val="22"/>
         </w:rPr>
-        <w:t>All data sources are publicly available and listed in Table 1. Analysis code, parameters, and outputs are available at https://github.com/bougtoir/cancer-screening-burden-data-driven.</w:t>
+        <w:t>All data sources are publicly available and listed in Table 1. The main simulation outputs (by-cancer and aggregate follow-up sweep, specificity sweep, sensitivity summary, age-specific PPV, age-scenario PPV, and specialist capacity impact) are generated by the analysis scripts. Analysis code, parameters, and outputs are available at https://github.com/bougtoir/cancer-screening-burden-data-driven.</w:t>
       </w:r>
     </w:p>
     <w:p>
